--- a/Final Project Current Status Report.docx
+++ b/Final Project Current Status Report.docx
@@ -6686,7 +6686,15 @@
           <w:b/>
           <w:bCs/>
         </w:rPr>
-        <w:t xml:space="preserve">Constraints from the RFP not yet modelled</w:t>
+        <w:t xml:space="preserve">Constraints from the RFP partially covered, not yet ported into the LP</w:t>
+      </w:r>
+    </w:p>
+    <w:p>
+      <w:pPr>
+        <w:spacing w:after="120"/>
+      </w:pPr>
+      <w:r>
+        <w:t xml:space="preserve">The FTG repo (ltemry/FTG-Final-Project) contains `src/phase4_intermittency_stress.py`, which addresses intermittency and tail-risk events indirectly — by reading them out of LMP signatures rather than modelling wind/solar generation directly. We have vendored the OU calibration and MC simulator from that repo, but have not yet ported phase 4. Open items:</w:t>
       </w:r>
     </w:p>
     <w:p>
@@ -6703,10 +6711,10 @@
           <w:b/>
           <w:bCs/>
         </w:rPr>
-        <w:t xml:space="preserve">Wind-solar intermittency / MIHR</w:t>
-      </w:r>
-      <w:r>
-        <w:t xml:space="preserve"> — the RFP asks for a substantive discussion citing ERCOT data; the LP currently treats grid power as always available at LMP, with no capacity-factor reduction. Could be added either as a stochastic capacity_factor[h] or by penalizing high-LMP hours that correlate with low renewable output.</w:t>
+        <w:t xml:space="preserve">Wind-solar intermittency / MIHR (qualitative)</w:t>
+      </w:r>
+      <w:r>
+        <w:t xml:space="preserve"> — phase 4 in the FTG repo computes diurnal LMP percentile profiles, the evening-ramp premium (hour-18 − hour-14, capturing solar dropoff), and negative-LMP frequency at HB_WEST (wind-oversupply proxy). These are LMP-implied signatures of renewable variability, which is consistent with the RFP's request for a substantive discussion citing ERCOT data. Action item: include these diagnostics in the report and decide whether to also overlay them as constraints in the LP.</w:t>
       </w:r>
     </w:p>
     <w:p>
@@ -6723,10 +6731,10 @@
           <w:b/>
           <w:bCs/>
         </w:rPr>
-        <w:t xml:space="preserve">Unscheduled-outage scenarios</w:t>
-      </w:r>
-      <w:r>
-        <w:t xml:space="preserve"> — RFP prescribes specific outage contingencies. Currently not modelled; would enter as a forced reduction in g_lmp + g_toll capacity over an outage window.</w:t>
+        <w:t xml:space="preserve">Capacity-factor derate (true MIHR-style)</w:t>
+      </w:r>
+      <w:r>
+        <w:t xml:space="preserve"> — distinct from the LMP-signature view above. Our LP currently assumes capacity_factor = 1.0 (full 100 MW/site at every hour). A direct MIHR model would multiply the per-site grid cap by a stochastic capacity_factor[h] ≤ 1 driven by renewables + transmission. Not implemented; phase 4 doesn't do this either (it works on prices, not capacity).</w:t>
       </w:r>
     </w:p>
     <w:p>
@@ -6743,10 +6751,10 @@
           <w:b/>
           <w:bCs/>
         </w:rPr>
-        <w:t xml:space="preserve">Capacity factor</w:t>
-      </w:r>
-      <w:r>
-        <w:t xml:space="preserve"> — currently 1.0 uniformly. Could be derated for transmission constraints, weather, planned maintenance.</w:t>
+        <w:t xml:space="preserve">Unscheduled-outage / Uri-style stress</w:t>
+      </w:r>
+      <w:r>
+        <w:t xml:space="preserve"> — phase 4 overlays three winter-storm analogs on the MC paths (mild 72h cold snap, moderate Uri at $500–1500/MWh + $20/MMBtu gas, full Uri replay at the $9000/MWh cap + $250/MMBtu gas) and values the toll option as tail insurance. The scenarios exist; they are not currently injected into our MC paths. Action item: port the spike-injection logic into `monte_carlo.simulate_paths` (or a wrapper), then re-run Phase C — we expect the toll option's value to rise materially.</w:t>
       </w:r>
     </w:p>
     <w:p>

--- a/Final Project Current Status Report.docx
+++ b/Final Project Current Status Report.docx
@@ -6686,7 +6686,7 @@
           <w:b/>
           <w:bCs/>
         </w:rPr>
-        <w:t xml:space="preserve">Constraints from the RFP partially covered, not yet ported into the LP</w:t>
+        <w:t xml:space="preserve">Constraints from the RFP — partially covered</w:t>
       </w:r>
     </w:p>
     <w:p>
@@ -6694,7 +6694,7 @@
         <w:spacing w:after="120"/>
       </w:pPr>
       <w:r>
-        <w:t xml:space="preserve">The FTG repo (ltemry/FTG-Final-Project) contains `src/phase4_intermittency_stress.py`, which addresses intermittency and tail-risk events indirectly — by reading them out of LMP signatures rather than modelling wind/solar generation directly. We have vendored the OU calibration and MC simulator from that repo, but have not yet ported phase 4. Open items:</w:t>
+        <w:t xml:space="preserve">The FTG repo (ltemry/FTG-Final-Project) contains `src/phase4_intermittency_stress.py`, which addresses intermittency and tail-risk events indirectly — by reading them out of LMP signatures rather than modelling wind/solar generation directly. We have vendored the OU calibration, MC simulator, AND (as of this revision) the stress-overlay logic from that repo. What's covered vs what's still open:</w:t>
       </w:r>
     </w:p>
     <w:p>
@@ -6711,10 +6711,10 @@
           <w:b/>
           <w:bCs/>
         </w:rPr>
-        <w:t xml:space="preserve">Wind-solar intermittency / MIHR (qualitative)</w:t>
-      </w:r>
-      <w:r>
-        <w:t xml:space="preserve"> — phase 4 in the FTG repo computes diurnal LMP percentile profiles, the evening-ramp premium (hour-18 − hour-14, capturing solar dropoff), and negative-LMP frequency at HB_WEST (wind-oversupply proxy). These are LMP-implied signatures of renewable variability, which is consistent with the RFP's request for a substantive discussion citing ERCOT data. Action item: include these diagnostics in the report and decide whether to also overlay them as constraints in the LP.</w:t>
+        <w:t xml:space="preserve">Unscheduled-outage / Uri-style stress (ported, optional toggle)</w:t>
+      </w:r>
+      <w:r>
+        <w:t xml:space="preserve"> — `model/stress.py` exposes four scenarios from FTG phase 4: none (default), mild (72 h, $200–400/MWh, p = 0.50), moderate (96 h, $500–1500/MWh + $20/MMBtu gas, p = 0.20), uri_full (100 h, $5000–9000/MWh + $250/MMBtu gas, p = 0.05). When `run_planning_doc.py --stress &lt;name&gt;` is set, the chosen overlay is applied to a fraction of the MC paths AFTER the OU simulation and BEFORE the LP solve, on both ERCOT hubs simultaneously (system-wide scarcity event). Default is `none`, so headline results are unchanged. Use it as a sensitivity / stress test — expectation is that the toll option's value rises materially under moderate/uri_full.</w:t>
       </w:r>
     </w:p>
     <w:p>
@@ -6731,10 +6731,10 @@
           <w:b/>
           <w:bCs/>
         </w:rPr>
-        <w:t xml:space="preserve">Capacity-factor derate (true MIHR-style)</w:t>
-      </w:r>
-      <w:r>
-        <w:t xml:space="preserve"> — distinct from the LMP-signature view above. Our LP currently assumes capacity_factor = 1.0 (full 100 MW/site at every hour). A direct MIHR model would multiply the per-site grid cap by a stochastic capacity_factor[h] ≤ 1 driven by renewables + transmission. Not implemented; phase 4 doesn't do this either (it works on prices, not capacity).</w:t>
+        <w:t xml:space="preserve">Wind-solar intermittency / MIHR (qualitative — still to report)</w:t>
+      </w:r>
+      <w:r>
+        <w:t xml:space="preserve"> — phase 4 in the FTG repo computes diurnal LMP percentile profiles, the evening-ramp premium (hour-18 − hour-14, capturing solar dropoff), and negative-LMP frequency at HB_WEST (wind-oversupply proxy). These are LMP-implied signatures of renewable variability, which is consistent with the RFP's request for a substantive discussion citing ERCOT data. Action item: include these diagnostics in the report; the analysis logic exists, it just isn't a separate module in our codebase yet.</w:t>
       </w:r>
     </w:p>
     <w:p>
@@ -6751,10 +6751,10 @@
           <w:b/>
           <w:bCs/>
         </w:rPr>
-        <w:t xml:space="preserve">Unscheduled-outage / Uri-style stress</w:t>
-      </w:r>
-      <w:r>
-        <w:t xml:space="preserve"> — phase 4 overlays three winter-storm analogs on the MC paths (mild 72h cold snap, moderate Uri at $500–1500/MWh + $20/MMBtu gas, full Uri replay at the $9000/MWh cap + $250/MMBtu gas) and values the toll option as tail insurance. The scenarios exist; they are not currently injected into our MC paths. Action item: port the spike-injection logic into `monte_carlo.simulate_paths` (or a wrapper), then re-run Phase C — we expect the toll option's value to rise materially.</w:t>
+        <w:t xml:space="preserve">Capacity-factor derate (true MIHR-style — still open)</w:t>
+      </w:r>
+      <w:r>
+        <w:t xml:space="preserve"> — distinct from the LMP-signature view above. Our LP currently assumes capacity_factor = 1.0 (full 100 MW/site at every hour). A direct MIHR model would multiply the per-site grid cap by a stochastic capacity_factor[h] ≤ 1 driven by renewables + transmission. Not implemented; phase 4 doesn't do this either (it works on prices, not capacity).</w:t>
       </w:r>
     </w:p>
     <w:p>

--- a/Final Project Current Status Report.docx
+++ b/Final Project Current Status Report.docx
@@ -6347,26 +6347,6 @@
       </w:r>
       <w:r>
         <w:t xml:space="preserve"> — currently 60 / 40. Drives the aggregate FLOPS_PER_COMPUTE_MWH; today it is collapsed into a single number. Once the split is set, we can also split the LP's `train` variable per hardware class (SXM preferred for training, PCIe biased to inference).</w:t>
-      </w:r>
-    </w:p>
-    <w:p>
-      <w:pPr>
-        <w:pStyle w:val="ListParagraph"/>
-        <w:numPr>
-          <w:ilvl w:val="0"/>
-          <w:numId w:val="2"/>
-        </w:numPr>
-        <w:spacing w:after="80"/>
-      </w:pPr>
-      <w:r>
-        <w:rPr>
-          <w:b/>
-          <w:bCs/>
-        </w:rPr>
-        <w:t xml:space="preserve">PUE</w:t>
-      </w:r>
-      <w:r>
-        <w:t xml:space="preserve"> — currently 1.25, applied uniformly. Hyperscale data centers run 1.10–1.40 depending on cooling, climate, and load factor; a Houston-vs-West Texas differential is plausible.</w:t>
       </w:r>
     </w:p>
     <w:p>

--- a/Final Project Current Status Report.docx
+++ b/Final Project Current Status Report.docx
@@ -3334,7 +3334,7 @@
         <w:spacing w:after="120"/>
       </w:pPr>
       <w:r>
-        <w:t xml:space="preserve">Heat rate is 9,500 BTU/kWh per the RFP — typical of an efficient simple-cycle peaker. West Texas has no tolling option (no gas plant available).</w:t>
+        <w:t>Heat rate is 9,500 BTU/kWh per the RFP — typical of an efficient simple-cycle peaker. West Texas has no tolling option (no gas plant available).</w:t>
       </w:r>
     </w:p>
     <w:p>
@@ -6375,10 +6375,10 @@
           <w:b/>
           <w:bCs/>
         </w:rPr>
-        <w:t xml:space="preserve">Token-price projection</w:t>
-      </w:r>
-      <w:r>
-        <w:t xml:space="preserve"> — currently $30/MM input + $180/MM output blended via the RFP-stated 2/3 + 1/3 mix to $80/MM. This is the spot benchlm.ai rate for GPT-5.4Pro; need a forward-looking curve, not a single number, to better match the 6-month horizon.</w:t>
+        <w:t xml:space="preserve">Token-price decay halflife</w:t>
+      </w:r>
+      <w:r>
+        <w:t xml:space="preserve"> — currently 60 days, with sensitivity at 30/45/60/90/120 days in `halflife_sensitivity.py`. The 60-day default is supported by 2024–2025 frontier-tier price observations but is a strong driver of optimal cadence; a defensible point-estimate (or distribution) is needed.</w:t>
       </w:r>
     </w:p>
     <w:p>
@@ -6395,10 +6395,7 @@
           <w:b/>
           <w:bCs/>
         </w:rPr>
-        <w:t xml:space="preserve">Token-price decay halflife</w:t>
-      </w:r>
-      <w:r>
-        <w:t xml:space="preserve"> — currently 60 days, with sensitivity at 30/45/60/90/120 days in `halflife_sensitivity.py`. The 60-day default is supported by 2024–2025 frontier-tier price observations but is a strong driver of optimal cadence; a defensible point-estimate (or distribution) is needed.</w:t>
+        <w:t>Tokens per request — not currently in the model and not required under the RFP's infinite-demand assumption ("demand always equals or exceeds available capacity"). Would become a useful future extension if we replaced infinite demand with a stochastic Poisson request-arrival process: revenue would then be (price × accepted requests) and tokens-per-request would set the per-request compute load.</w:t>
       </w:r>
     </w:p>
     <w:p>
@@ -6415,10 +6412,22 @@
           <w:b/>
           <w:bCs/>
         </w:rPr>
-        <w:t xml:space="preserve">Tokens per request</w:t>
-      </w:r>
-      <w:r>
-        <w:t xml:space="preserve"> — not currently in the model. The RFP requests it; we use a per-MWh tokens conversion instead. Adding it would let us express revenue at the request level (price × requests/hr) rather than the MWh level.</w:t>
+        <w:t xml:space="preserve">Per-release quality multiplier</w:t>
+      </w:r>
+      <w:r>
+        <w:t xml:space="preserve"> — currently `doc_blended` with uplift_factor = 1.5 (i.e., each release is 1.5× more valuable per token than the previous one before market decay). Plausible but not measured.</w:t>
+      </w:r>
+    </w:p>
+    <w:p>
+      <w:pPr>
+        <w:pStyle w:val="Heading2"/>
+      </w:pPr>
+      <w:r>
+        <w:rPr>
+          <w:b/>
+          <w:bCs/>
+        </w:rPr>
+        <w:t xml:space="preserve">Tolling contract</w:t>
       </w:r>
     </w:p>
     <w:p>
@@ -6435,10 +6444,10 @@
           <w:b/>
           <w:bCs/>
         </w:rPr>
-        <w:t xml:space="preserve">Per-release quality multiplier</w:t>
-      </w:r>
-      <w:r>
-        <w:t xml:space="preserve"> — currently `doc_blended` with uplift_factor = 1.5 (i.e., each release is 1.5× more valuable per token than the previous one before market decay). Plausible but not measured.</w:t>
+        <w:t xml:space="preserve">TOLL_MAX_MWH_PER_DAY</w:t>
+      </w:r>
+      <w:r>
+        <w:t xml:space="preserve"> — RFP mentions a daily MWh cap on Houston tolling but doesn't specify the value. Currently `None` (no daily cap). Tighter caps would lower realized toll value.</w:t>
       </w:r>
     </w:p>
     <w:p>
@@ -6450,7 +6459,7 @@
           <w:b/>
           <w:bCs/>
         </w:rPr>
-        <w:t xml:space="preserve">Tolling contract</w:t>
+        <w:t xml:space="preserve">BESS contract</w:t>
       </w:r>
     </w:p>
     <w:p>
@@ -6467,10 +6476,7 @@
           <w:b/>
           <w:bCs/>
         </w:rPr>
-        <w:t xml:space="preserve">TOLL_MAX_MWH_PER_DAY</w:t>
-      </w:r>
-      <w:r>
-        <w:t xml:space="preserve"> — RFP mentions a daily MWh cap on Houston tolling but doesn't specify the value. Currently `None` (no daily cap). Tighter caps would lower realized toll value.</w:t>
+        <w:t>6-month lease amortization method — currently straight-line: $60M capex / 15 yr / 2 + $2M opex/yr / 2 = $3M / site / 6 months. The capex, opex, and lifetime are RFP-firm; the RFP does not dictate the amortization method, so a discounted-annuity treatment at an explicit cost of capital would yield a different fixed leg. The current $3M/site value is what the TBx-swap breakeven is benchmarked against.</w:t>
       </w:r>
     </w:p>
     <w:p>
@@ -6487,10 +6493,10 @@
           <w:b/>
           <w:bCs/>
         </w:rPr>
-        <w:t xml:space="preserve">Fixed surcharge / capacity payment</w:t>
-      </w:r>
-      <w:r>
-        <w:t xml:space="preserve"> — currently $0/MWh on the variable side and no annual fixed payment. Real tolling contracts typically include both. A non-zero fixed surcharge would change Phase C's decision about whether to sign the contract at all.</w:t>
+        <w:t xml:space="preserve">Degradation</w:t>
+      </w:r>
+      <w:r>
+        <w:t xml:space="preserve"> — not currently modelled (6-month horizon is short enough that this is plausibly second-order, but should be noted).</w:t>
       </w:r>
     </w:p>
     <w:p>
@@ -6503,26 +6509,19 @@
         <w:spacing w:after="80"/>
       </w:pPr>
       <w:r>
+        <w:t>Virtual TBx swap valuation — added in model/tbx_swap.py. Values the cash-settled virtual form of the BESS toll on the same MC price paths the LP uses for the physical form, with TBx = Σ(top-x) − Σ(bottom-x) per daily settlement, RTE-adjusted, and a breakeven fixed payment reported alongside the $3M/site physical lease. Primary case is x = 4 (duration-matched to the 40 MW × 4-hr battery); x ∈ {1, 2, 4, 8} is reported as sensitivity. Final write-up should include the physical-vs-virtual head-to-head numbers this produces.</w:t>
+      </w:r>
+    </w:p>
+    <w:p>
+      <w:pPr>
+        <w:pStyle w:val="Heading2"/>
+      </w:pPr>
+      <w:r>
         <w:rPr>
           <w:b/>
           <w:bCs/>
         </w:rPr>
-        <w:t xml:space="preserve">Heat rate</w:t>
-      </w:r>
-      <w:r>
-        <w:t xml:space="preserve"> — currently 9,500 BTU/kWh per the RFP. This is consistent with an efficient simple-cycle peaker; assumed firm.</w:t>
-      </w:r>
-    </w:p>
-    <w:p>
-      <w:pPr>
-        <w:pStyle w:val="Heading2"/>
-      </w:pPr>
-      <w:r>
-        <w:rPr>
-          <w:b/>
-          <w:bCs/>
-        </w:rPr>
-        <w:t xml:space="preserve">BESS contract</w:t>
+        <w:t xml:space="preserve">Power-price input</w:t>
       </w:r>
     </w:p>
     <w:p>
@@ -6539,10 +6538,10 @@
           <w:b/>
           <w:bCs/>
         </w:rPr>
-        <w:t xml:space="preserve">Lease structure</w:t>
-      </w:r>
-      <w:r>
-        <w:t xml:space="preserve"> — currently $60 M capex amortized over 15 yr + $2 M opex/yr, half-year prorate ⇒ $3 M / site / 6 months. Need confirmation that this is the actual tolling-style lease structure for the prescribed BESS rather than an outright-buy amortization.</w:t>
+        <w:t xml:space="preserve">DAM vs RT LMP</w:t>
+      </w:r>
+      <w:r>
+        <w:t xml:space="preserve"> — RFP requests RT-LMP; we use DAM as the closest available proxy (the project repo's CSVs are DAM). RT is typically more volatile, which would slightly increase the value of both tolling (option-like) and BESS arbitrage.</w:t>
       </w:r>
     </w:p>
     <w:p>
@@ -6559,10 +6558,10 @@
           <w:b/>
           <w:bCs/>
         </w:rPr>
-        <w:t xml:space="preserve">Round-trip efficiency</w:t>
-      </w:r>
-      <w:r>
-        <w:t xml:space="preserve"> — currently 92 % (√ on each leg ≈ 0.959). RFP-stated; assumed firm.</w:t>
+        <w:t xml:space="preserve">Forward-curve drift</w:t>
+      </w:r>
+      <w:r>
+        <w:t xml:space="preserve"> — MC paths are simulated from OU calibrated on 2025 actuals (with deterministic baseline = 2025 hourly DAM shifted +1 year). No structural drift / forward-curve adjustment for fuel-price changes 2025 → 2026. If gas or load forecasts indicate meaningful drift, an additive shift or recalibrated long-run mean would tighten the estimate.</w:t>
       </w:r>
     </w:p>
     <w:p>
@@ -6579,10 +6578,10 @@
           <w:b/>
           <w:bCs/>
         </w:rPr>
-        <w:t xml:space="preserve">Degradation</w:t>
-      </w:r>
-      <w:r>
-        <w:t xml:space="preserve"> — not currently modelled (6-month horizon is short enough that this is plausibly second-order, but should be noted).</w:t>
+        <w:t xml:space="preserve">Number of MC paths</w:t>
+      </w:r>
+      <w:r>
+        <w:t xml:space="preserve"> — currently default 50 for production runs. 200+ would tighten confidence intervals on procurement decisions where the gap is small (Phase-C gaps are ~$5 M while paths-stdev is ~$30 M).</w:t>
       </w:r>
     </w:p>
     <w:p>
@@ -6594,7 +6593,15 @@
           <w:b/>
           <w:bCs/>
         </w:rPr>
-        <w:t xml:space="preserve">Power-price input</w:t>
+        <w:t xml:space="preserve">Constraints from the RFP — partially covered</w:t>
+      </w:r>
+    </w:p>
+    <w:p>
+      <w:pPr>
+        <w:spacing w:after="120"/>
+      </w:pPr>
+      <w:r>
+        <w:t xml:space="preserve">The FTG repo (ltemry/FTG-Final-Project) contains `src/phase4_intermittency_stress.py`, which addresses intermittency and tail-risk events indirectly — by reading them out of LMP signatures rather than modelling wind/solar generation directly. We have vendored the OU calibration, MC simulator, AND (as of this revision) the stress-overlay logic from that repo. What's covered vs what's still open:</w:t>
       </w:r>
     </w:p>
     <w:p>
@@ -6611,10 +6618,10 @@
           <w:b/>
           <w:bCs/>
         </w:rPr>
-        <w:t xml:space="preserve">DAM vs RT LMP</w:t>
-      </w:r>
-      <w:r>
-        <w:t xml:space="preserve"> — RFP requests RT-LMP; we use DAM as the closest available proxy (the project repo's CSVs are DAM). RT is typically more volatile, which would slightly increase the value of both tolling (option-like) and BESS arbitrage.</w:t>
+        <w:t xml:space="preserve">Unscheduled-outage / Uri-style stress (ported, optional toggle)</w:t>
+      </w:r>
+      <w:r>
+        <w:t xml:space="preserve"> — `model/stress.py` exposes four scenarios from FTG phase 4: none (default), mild (72 h, $200–400/MWh, p = 0.50), moderate (96 h, $500–1500/MWh + $20/MMBtu gas, p = 0.20), uri_full (100 h, $5000–9000/MWh + $250/MMBtu gas, p = 0.05). When `run_planning_doc.py --stress &lt;name&gt;` is set, the chosen overlay is applied to a fraction of the MC paths AFTER the OU simulation and BEFORE the LP solve, on both ERCOT hubs simultaneously (system-wide scarcity event). Default is `none`, so headline results are unchanged. Use it as a sensitivity / stress test — expectation is that the toll option's value rises materially under moderate/uri_full.</w:t>
       </w:r>
     </w:p>
     <w:p>
@@ -6631,10 +6638,10 @@
           <w:b/>
           <w:bCs/>
         </w:rPr>
-        <w:t xml:space="preserve">Forward-curve drift</w:t>
-      </w:r>
-      <w:r>
-        <w:t xml:space="preserve"> — MC paths are simulated from OU calibrated on 2025 actuals (with deterministic baseline = 2025 hourly DAM shifted +1 year). No structural drift / forward-curve adjustment for fuel-price changes 2025 → 2026. If gas or load forecasts indicate meaningful drift, an additive shift or recalibrated long-run mean would tighten the estimate.</w:t>
+        <w:t xml:space="preserve">Wind-solar intermittency / MIHR (qualitative — still to report)</w:t>
+      </w:r>
+      <w:r>
+        <w:t xml:space="preserve"> — phase 4 in the FTG repo computes diurnal LMP percentile profiles, the evening-ramp premium (hour-18 − hour-14, capturing solar dropoff), and negative-LMP frequency at HB_WEST (wind-oversupply proxy). These are LMP-implied signatures of renewable variability, which is consistent with the RFP's request for a substantive discussion citing ERCOT data. Action item: include these diagnostics in the report; the analysis logic exists, it just isn't a separate module in our codebase yet.</w:t>
       </w:r>
     </w:p>
     <w:p>
@@ -6651,90 +6658,7 @@
           <w:b/>
           <w:bCs/>
         </w:rPr>
-        <w:t xml:space="preserve">Number of MC paths</w:t>
-      </w:r>
-      <w:r>
-        <w:t xml:space="preserve"> — currently default 50 for production runs. 200+ would tighten confidence intervals on procurement decisions where the gap is small (Phase-C gaps are ~$5 M while paths-stdev is ~$30 M).</w:t>
-      </w:r>
-    </w:p>
-    <w:p>
-      <w:pPr>
-        <w:pStyle w:val="Heading2"/>
-      </w:pPr>
-      <w:r>
-        <w:rPr>
-          <w:b/>
-          <w:bCs/>
-        </w:rPr>
-        <w:t xml:space="preserve">Constraints from the RFP — partially covered</w:t>
-      </w:r>
-    </w:p>
-    <w:p>
-      <w:pPr>
-        <w:spacing w:after="120"/>
-      </w:pPr>
-      <w:r>
-        <w:t xml:space="preserve">The FTG repo (ltemry/FTG-Final-Project) contains `src/phase4_intermittency_stress.py`, which addresses intermittency and tail-risk events indirectly — by reading them out of LMP signatures rather than modelling wind/solar generation directly. We have vendored the OU calibration, MC simulator, AND (as of this revision) the stress-overlay logic from that repo. What's covered vs what's still open:</w:t>
-      </w:r>
-    </w:p>
-    <w:p>
-      <w:pPr>
-        <w:pStyle w:val="ListParagraph"/>
-        <w:numPr>
-          <w:ilvl w:val="0"/>
-          <w:numId w:val="2"/>
-        </w:numPr>
-        <w:spacing w:after="80"/>
-      </w:pPr>
-      <w:r>
-        <w:rPr>
-          <w:b/>
-          <w:bCs/>
-        </w:rPr>
-        <w:t xml:space="preserve">Unscheduled-outage / Uri-style stress (ported, optional toggle)</w:t>
-      </w:r>
-      <w:r>
-        <w:t xml:space="preserve"> — `model/stress.py` exposes four scenarios from FTG phase 4: none (default), mild (72 h, $200–400/MWh, p = 0.50), moderate (96 h, $500–1500/MWh + $20/MMBtu gas, p = 0.20), uri_full (100 h, $5000–9000/MWh + $250/MMBtu gas, p = 0.05). When `run_planning_doc.py --stress &lt;name&gt;` is set, the chosen overlay is applied to a fraction of the MC paths AFTER the OU simulation and BEFORE the LP solve, on both ERCOT hubs simultaneously (system-wide scarcity event). Default is `none`, so headline results are unchanged. Use it as a sensitivity / stress test — expectation is that the toll option's value rises materially under moderate/uri_full.</w:t>
-      </w:r>
-    </w:p>
-    <w:p>
-      <w:pPr>
-        <w:pStyle w:val="ListParagraph"/>
-        <w:numPr>
-          <w:ilvl w:val="0"/>
-          <w:numId w:val="2"/>
-        </w:numPr>
-        <w:spacing w:after="80"/>
-      </w:pPr>
-      <w:r>
-        <w:rPr>
-          <w:b/>
-          <w:bCs/>
-        </w:rPr>
-        <w:t xml:space="preserve">Wind-solar intermittency / MIHR (qualitative — still to report)</w:t>
-      </w:r>
-      <w:r>
-        <w:t xml:space="preserve"> — phase 4 in the FTG repo computes diurnal LMP percentile profiles, the evening-ramp premium (hour-18 − hour-14, capturing solar dropoff), and negative-LMP frequency at HB_WEST (wind-oversupply proxy). These are LMP-implied signatures of renewable variability, which is consistent with the RFP's request for a substantive discussion citing ERCOT data. Action item: include these diagnostics in the report; the analysis logic exists, it just isn't a separate module in our codebase yet.</w:t>
-      </w:r>
-    </w:p>
-    <w:p>
-      <w:pPr>
-        <w:pStyle w:val="ListParagraph"/>
-        <w:numPr>
-          <w:ilvl w:val="0"/>
-          <w:numId w:val="2"/>
-        </w:numPr>
-        <w:spacing w:after="80"/>
-      </w:pPr>
-      <w:r>
-        <w:rPr>
-          <w:b/>
-          <w:bCs/>
-        </w:rPr>
-        <w:t xml:space="preserve">Capacity-factor derate (true MIHR-style — still open)</w:t>
-      </w:r>
-      <w:r>
-        <w:t xml:space="preserve"> — distinct from the LMP-signature view above. Our LP currently assumes capacity_factor = 1.0 (full 100 MW/site at every hour). A direct MIHR model would multiply the per-site grid cap by a stochastic capacity_factor[h] ≤ 1 driven by renewables + transmission. Not implemented; phase 4 doesn't do this either (it works on prices, not capacity).</w:t>
+        <w:t>Capacity-factor derate (true MIHR-style — beyond RFP scope) — distinct from the LMP-signature view above. Our LP currently assumes capacity_factor = 1.0 (full 100 MW/site at every hour). A direct MIHR-style model would multiply the per-site grid cap by a stochastic capacity_factor[h] ≤ 1 driven by renewables + transmission. The RFP asks to describe intermittency, not to model it as a stochastic capacity cap, so this is a beyond-scope extension rather than an outstanding deliverable.</w:t>
       </w:r>
     </w:p>
     <w:p>

--- a/Final Project Current Status Report.docx
+++ b/Final Project Current Status Report.docx
@@ -233,7 +233,7 @@
         <w:spacing w:after="120"/>
       </w:pPr>
       <w:r>
-        <w:t xml:space="preserve">That gives a parameter-count doubling time of ~228 days. We then apply a 5× competitiveness multiplier (planning-doc convention) so projections track 2026 frontier-class models (DeepSeek 1.6T, GPT-class 1.7T, etc.) rather than the dataset-wide average. The CSV is dated 2023, so the 5× bridges 2023 → 2026 frontier.</w:t>
+        <w:t xml:space="preserve">That gives a parameter-count doubling time of ~228 days. We then apply a 5× competitiveness multiplier (planning-doc convention) so projections track 2026 frontier-class models (DeepSeek 1.6T, GPT-class 1.7T, etc.) rather than the dataset-wide average — the regression line captures the average researcher, including small academic releases that drag the trend down, while we have to compete at frontier scale.</w:t>
       </w:r>
     </w:p>
     <w:p>
@@ -3334,7 +3334,7 @@
         <w:spacing w:after="120"/>
       </w:pPr>
       <w:r>
-        <w:t>Heat rate is 9,500 BTU/kWh per the RFP — typical of an efficient simple-cycle peaker. West Texas has no tolling option (no gas plant available).</w:t>
+        <w:t xml:space="preserve">Heat rate is 9,500 BTU/kWh per the RFP — typical of an efficient simple-cycle peaker. West Texas has no tolling option (no gas plant available).</w:t>
       </w:r>
     </w:p>
     <w:p>
@@ -3668,7 +3668,7 @@
           </w:tcPr>
           <w:p>
             <w:r>
-              <w:t xml:space="preserve">TOLL_MAX_MWH_PER_DAY</w:t>
+              <w:t xml:space="preserve">Scenario.toll_max_mwh_per_day</w:t>
             </w:r>
           </w:p>
         </w:tc>
@@ -3690,7 +3690,7 @@
           </w:tcPr>
           <w:p>
             <w:r>
-              <w:t xml:space="preserve">None</w:t>
+              <w:t xml:space="preserve">None (unconstrained)</w:t>
             </w:r>
           </w:p>
         </w:tc>
@@ -3712,7 +3712,7 @@
           </w:tcPr>
           <w:p>
             <w:r>
-              <w:t xml:space="preserve">⚠ TBD daily cap (RFP refers to one; value not specified)</w:t>
+              <w:t xml:space="preserve">Daily MWh cap on Houston toll. Empirical brackets in assumptions.py: TOLL_DAILY_CAP_PEAKER=720, _INTERMEDIATE=1500, _NEAR_NAMEPLATE=2280 (anchored to EIA SCGT capacity-factor history). --toll-cap-sweep runs all four on the sweep driver.</w:t>
             </w:r>
           </w:p>
         </w:tc>
@@ -4994,7 +4994,7 @@
         <w:spacing w:after="80"/>
       </w:pPr>
       <w:r>
-        <w:t xml:space="preserve">Optional daily toll MWh cap: Σ_h g_toll[h, HOUSTON] per day ≤ TOLL_MAX_MWH_PER_DAY (TBD)</w:t>
+        <w:t xml:space="preserve">Optional daily toll MWh cap: Σ_h g_toll[h, HOUSTON] per day ≤ Scenario.toll_max_mwh_per_day (peaker 720 / intermediate 1500 / near-nameplate 2280 — EIA-anchored brackets)</w:t>
       </w:r>
     </w:p>
     <w:p>
@@ -6375,10 +6375,10 @@
           <w:b/>
           <w:bCs/>
         </w:rPr>
-        <w:t xml:space="preserve">Token-price decay halflife</w:t>
-      </w:r>
-      <w:r>
-        <w:t xml:space="preserve"> — currently 60 days, with sensitivity at 30/45/60/90/120 days in `halflife_sensitivity.py`. The 60-day default is supported by 2024–2025 frontier-tier price observations but is a strong driver of optimal cadence; a defensible point-estimate (or distribution) is needed.</w:t>
+        <w:t xml:space="preserve">Token-price projection</w:t>
+      </w:r>
+      <w:r>
+        <w:t xml:space="preserve"> — currently $30/MM input + $180/MM output blended via the RFP-stated 2/3 + 1/3 mix to $80/MM. This is the spot benchlm.ai rate for GPT-5.4Pro; need a forward-looking curve, not a single number, to better match the 6-month horizon.</w:t>
       </w:r>
     </w:p>
     <w:p>
@@ -6395,7 +6395,10 @@
           <w:b/>
           <w:bCs/>
         </w:rPr>
-        <w:t>Tokens per request — not currently in the model and not required under the RFP's infinite-demand assumption ("demand always equals or exceeds available capacity"). Would become a useful future extension if we replaced infinite demand with a stochastic Poisson request-arrival process: revenue would then be (price × accepted requests) and tokens-per-request would set the per-request compute load.</w:t>
+        <w:t xml:space="preserve">Token-price decay halflife</w:t>
+      </w:r>
+      <w:r>
+        <w:t xml:space="preserve"> — currently 60 days, with sensitivity at 30/45/60/90/120 days in `halflife_sensitivity.py`. The 60-day default is supported by 2024–2025 frontier-tier price observations but is a strong driver of optimal cadence; a defensible point-estimate (or distribution) is needed.</w:t>
       </w:r>
     </w:p>
     <w:p>
@@ -6412,22 +6415,10 @@
           <w:b/>
           <w:bCs/>
         </w:rPr>
-        <w:t xml:space="preserve">Per-release quality multiplier</w:t>
-      </w:r>
-      <w:r>
-        <w:t xml:space="preserve"> — currently `doc_blended` with uplift_factor = 1.5 (i.e., each release is 1.5× more valuable per token than the previous one before market decay). Plausible but not measured.</w:t>
-      </w:r>
-    </w:p>
-    <w:p>
-      <w:pPr>
-        <w:pStyle w:val="Heading2"/>
-      </w:pPr>
-      <w:r>
-        <w:rPr>
-          <w:b/>
-          <w:bCs/>
-        </w:rPr>
-        <w:t xml:space="preserve">Tolling contract</w:t>
+        <w:t xml:space="preserve">Tokens per request</w:t>
+      </w:r>
+      <w:r>
+        <w:t xml:space="preserve"> — not currently in the model. The RFP requests it; we use a per-MWh tokens conversion instead. Adding it would let us express revenue at the request level (price × requests/hr) rather than the MWh level.</w:t>
       </w:r>
     </w:p>
     <w:p>
@@ -6444,10 +6435,10 @@
           <w:b/>
           <w:bCs/>
         </w:rPr>
-        <w:t xml:space="preserve">TOLL_MAX_MWH_PER_DAY</w:t>
-      </w:r>
-      <w:r>
-        <w:t xml:space="preserve"> — RFP mentions a daily MWh cap on Houston tolling but doesn't specify the value. Currently `None` (no daily cap). Tighter caps would lower realized toll value.</w:t>
+        <w:t xml:space="preserve">Per-release quality multiplier</w:t>
+      </w:r>
+      <w:r>
+        <w:t xml:space="preserve"> — currently `doc_blended` with uplift_factor = 1.5 (i.e., each release is 1.5× more valuable per token than the previous one before market decay). Plausible but not measured.</w:t>
       </w:r>
     </w:p>
     <w:p>
@@ -6459,7 +6450,7 @@
           <w:b/>
           <w:bCs/>
         </w:rPr>
-        <w:t xml:space="preserve">BESS contract</w:t>
+        <w:t xml:space="preserve">Tolling contract</w:t>
       </w:r>
     </w:p>
     <w:p>
@@ -6476,7 +6467,10 @@
           <w:b/>
           <w:bCs/>
         </w:rPr>
-        <w:t>6-month lease amortization method — currently straight-line: $60M capex / 15 yr / 2 + $2M opex/yr / 2 = $3M / site / 6 months. The capex, opex, and lifetime are RFP-firm; the RFP does not dictate the amortization method, so a discounted-annuity treatment at an explicit cost of capital would yield a different fixed leg. The current $3M/site value is what the TBx-swap breakeven is benchmarked against.</w:t>
+        <w:t xml:space="preserve">Scenario.toll_max_mwh_per_day</w:t>
+      </w:r>
+      <w:r>
+        <w:t xml:space="preserve"> — daily MWh cap on Houston tolling. Three empirically-anchored brackets exposed in assumptions.py: peaker (720 MWh/day, 30 % of nameplate × 24 h — matches EIA's 9.6–14.1 % SCGT capacity-factor range), intermediate (1,500 MWh/day, ~63 % — IPP load-following toll convention, recommended headline default), and near-nameplate (2,280 MWh/day, ~95 % — availability-only haircut). --toll-cap-sweep on power_procurement_sweep.py reports marginal toll value as a function of the cap.</w:t>
       </w:r>
     </w:p>
     <w:p>
@@ -6493,10 +6487,10 @@
           <w:b/>
           <w:bCs/>
         </w:rPr>
-        <w:t xml:space="preserve">Degradation</w:t>
-      </w:r>
-      <w:r>
-        <w:t xml:space="preserve"> — not currently modelled (6-month horizon is short enough that this is plausibly second-order, but should be noted).</w:t>
+        <w:t xml:space="preserve">Fixed surcharge / capacity payment</w:t>
+      </w:r>
+      <w:r>
+        <w:t xml:space="preserve"> — currently $0/MWh on the variable side and no annual fixed payment. Real tolling contracts typically include both. A non-zero fixed surcharge would change Phase C's decision about whether to sign the contract at all.</w:t>
       </w:r>
     </w:p>
     <w:p>
@@ -6509,19 +6503,26 @@
         <w:spacing w:after="80"/>
       </w:pPr>
       <w:r>
-        <w:t>Virtual TBx swap valuation — added in model/tbx_swap.py. Values the cash-settled virtual form of the BESS toll on the same MC price paths the LP uses for the physical form, with TBx = Σ(top-x) − Σ(bottom-x) per daily settlement, RTE-adjusted, and a breakeven fixed payment reported alongside the $3M/site physical lease. Primary case is x = 4 (duration-matched to the 40 MW × 4-hr battery); x ∈ {1, 2, 4, 8} is reported as sensitivity. Final write-up should include the physical-vs-virtual head-to-head numbers this produces.</w:t>
-      </w:r>
-    </w:p>
-    <w:p>
-      <w:pPr>
-        <w:pStyle w:val="Heading2"/>
-      </w:pPr>
-      <w:r>
         <w:rPr>
           <w:b/>
           <w:bCs/>
         </w:rPr>
-        <w:t xml:space="preserve">Power-price input</w:t>
+        <w:t xml:space="preserve">Heat rate</w:t>
+      </w:r>
+      <w:r>
+        <w:t xml:space="preserve"> — currently 9,500 BTU/kWh per the RFP. This is consistent with an efficient simple-cycle peaker; assumed firm.</w:t>
+      </w:r>
+    </w:p>
+    <w:p>
+      <w:pPr>
+        <w:pStyle w:val="Heading2"/>
+      </w:pPr>
+      <w:r>
+        <w:rPr>
+          <w:b/>
+          <w:bCs/>
+        </w:rPr>
+        <w:t xml:space="preserve">BESS contract</w:t>
       </w:r>
     </w:p>
     <w:p>
@@ -6538,10 +6539,10 @@
           <w:b/>
           <w:bCs/>
         </w:rPr>
-        <w:t xml:space="preserve">DAM vs RT LMP</w:t>
-      </w:r>
-      <w:r>
-        <w:t xml:space="preserve"> — RFP requests RT-LMP; we use DAM as the closest available proxy (the project repo's CSVs are DAM). RT is typically more volatile, which would slightly increase the value of both tolling (option-like) and BESS arbitrage.</w:t>
+        <w:t xml:space="preserve">Lease structure</w:t>
+      </w:r>
+      <w:r>
+        <w:t xml:space="preserve"> — currently $60 M capex amortized over 15 yr + $2 M opex/yr, half-year prorate ⇒ $3 M / site / 6 months. Need confirmation that this is the actual tolling-style lease structure for the prescribed BESS rather than an outright-buy amortization.</w:t>
       </w:r>
     </w:p>
     <w:p>
@@ -6558,10 +6559,10 @@
           <w:b/>
           <w:bCs/>
         </w:rPr>
-        <w:t xml:space="preserve">Forward-curve drift</w:t>
-      </w:r>
-      <w:r>
-        <w:t xml:space="preserve"> — MC paths are simulated from OU calibrated on 2025 actuals (with deterministic baseline = 2025 hourly DAM shifted +1 year). No structural drift / forward-curve adjustment for fuel-price changes 2025 → 2026. If gas or load forecasts indicate meaningful drift, an additive shift or recalibrated long-run mean would tighten the estimate.</w:t>
+        <w:t xml:space="preserve">Round-trip efficiency</w:t>
+      </w:r>
+      <w:r>
+        <w:t xml:space="preserve"> — currently 92 % (√ on each leg ≈ 0.959). RFP-stated; assumed firm.</w:t>
       </w:r>
     </w:p>
     <w:p>
@@ -6578,10 +6579,10 @@
           <w:b/>
           <w:bCs/>
         </w:rPr>
-        <w:t xml:space="preserve">Number of MC paths</w:t>
-      </w:r>
-      <w:r>
-        <w:t xml:space="preserve"> — currently default 50 for production runs. 200+ would tighten confidence intervals on procurement decisions where the gap is small (Phase-C gaps are ~$5 M while paths-stdev is ~$30 M).</w:t>
+        <w:t xml:space="preserve">Degradation</w:t>
+      </w:r>
+      <w:r>
+        <w:t xml:space="preserve"> — not currently modelled (6-month horizon is short enough that this is plausibly second-order, but should be noted).</w:t>
       </w:r>
     </w:p>
     <w:p>
@@ -6593,15 +6594,7 @@
           <w:b/>
           <w:bCs/>
         </w:rPr>
-        <w:t xml:space="preserve">Constraints from the RFP — partially covered</w:t>
-      </w:r>
-    </w:p>
-    <w:p>
-      <w:pPr>
-        <w:spacing w:after="120"/>
-      </w:pPr>
-      <w:r>
-        <w:t xml:space="preserve">The FTG repo (ltemry/FTG-Final-Project) contains `src/phase4_intermittency_stress.py`, which addresses intermittency and tail-risk events indirectly — by reading them out of LMP signatures rather than modelling wind/solar generation directly. We have vendored the OU calibration, MC simulator, AND (as of this revision) the stress-overlay logic from that repo. What's covered vs what's still open:</w:t>
+        <w:t xml:space="preserve">Power-price input</w:t>
       </w:r>
     </w:p>
     <w:p>
@@ -6618,10 +6611,10 @@
           <w:b/>
           <w:bCs/>
         </w:rPr>
-        <w:t xml:space="preserve">Unscheduled-outage / Uri-style stress (ported, optional toggle)</w:t>
-      </w:r>
-      <w:r>
-        <w:t xml:space="preserve"> — `model/stress.py` exposes four scenarios from FTG phase 4: none (default), mild (72 h, $200–400/MWh, p = 0.50), moderate (96 h, $500–1500/MWh + $20/MMBtu gas, p = 0.20), uri_full (100 h, $5000–9000/MWh + $250/MMBtu gas, p = 0.05). When `run_planning_doc.py --stress &lt;name&gt;` is set, the chosen overlay is applied to a fraction of the MC paths AFTER the OU simulation and BEFORE the LP solve, on both ERCOT hubs simultaneously (system-wide scarcity event). Default is `none`, so headline results are unchanged. Use it as a sensitivity / stress test — expectation is that the toll option's value rises materially under moderate/uri_full.</w:t>
+        <w:t xml:space="preserve">DAM vs RT LMP</w:t>
+      </w:r>
+      <w:r>
+        <w:t xml:space="preserve"> — RFP requests RT-LMP; we use DAM as the closest available proxy (the project repo's CSVs are DAM). RT is typically more volatile, which would slightly increase the value of both tolling (option-like) and BESS arbitrage.</w:t>
       </w:r>
     </w:p>
     <w:p>
@@ -6638,10 +6631,10 @@
           <w:b/>
           <w:bCs/>
         </w:rPr>
-        <w:t xml:space="preserve">Wind-solar intermittency / MIHR (qualitative — still to report)</w:t>
-      </w:r>
-      <w:r>
-        <w:t xml:space="preserve"> — phase 4 in the FTG repo computes diurnal LMP percentile profiles, the evening-ramp premium (hour-18 − hour-14, capturing solar dropoff), and negative-LMP frequency at HB_WEST (wind-oversupply proxy). These are LMP-implied signatures of renewable variability, which is consistent with the RFP's request for a substantive discussion citing ERCOT data. Action item: include these diagnostics in the report; the analysis logic exists, it just isn't a separate module in our codebase yet.</w:t>
+        <w:t xml:space="preserve">Forward-curve drift</w:t>
+      </w:r>
+      <w:r>
+        <w:t xml:space="preserve"> — MC paths are simulated from OU calibrated on 2025 actuals. Drift is now a CLI knob (--gas-drift-pct, --power-drift-pct on run_monte_carlo.py / run_planning_doc.py / power_procurement_sweep.py) that adds a log-space shift to each series' long-run mean via monte_carlo.apply_drift(). Baseline 2026 = 0 % both, consistent with EIA May-2026 STEO (HH 2026 forecast $3.50/MMBtu vs 2025 actual $3.53). Geopolitical oil overlay: a +30 % Brent shock translates to gas_drift_pct ≈ 0.06 (Brent→HH elasticity ≈ 0.2 via LNG-pull) and power_drift_pct ≈ 0.03 (HH→LMP elasticity ≈ 0.5 via gas-on-margin pass-through).</w:t>
       </w:r>
     </w:p>
     <w:p>
@@ -6658,7 +6651,506 @@
           <w:b/>
           <w:bCs/>
         </w:rPr>
-        <w:t>Capacity-factor derate (true MIHR-style — beyond RFP scope) — distinct from the LMP-signature view above. Our LP currently assumes capacity_factor = 1.0 (full 100 MW/site at every hour). A direct MIHR-style model would multiply the per-site grid cap by a stochastic capacity_factor[h] ≤ 1 driven by renewables + transmission. The RFP asks to describe intermittency, not to model it as a stochastic capacity cap, so this is a beyond-scope extension rather than an outstanding deliverable.</w:t>
+        <w:t xml:space="preserve">Number of MC paths</w:t>
+      </w:r>
+      <w:r>
+        <w:t xml:space="preserve"> — currently default 50 for production runs. 200+ would tighten confidence intervals on procurement decisions where the gap is small (Phase-C gaps are ~$5 M while paths-stdev is ~$30 M).</w:t>
+      </w:r>
+    </w:p>
+    <w:p>
+      <w:pPr>
+        <w:pStyle w:val="Heading2"/>
+      </w:pPr>
+      <w:r>
+        <w:rPr>
+          <w:b/>
+          <w:bCs/>
+        </w:rPr>
+        <w:t xml:space="preserve">Constraints from the RFP — partially covered</w:t>
+      </w:r>
+    </w:p>
+    <w:p>
+      <w:pPr>
+        <w:spacing w:after="120"/>
+      </w:pPr>
+      <w:r>
+        <w:t xml:space="preserve">The FTG repo (ltemry/FTG-Final-Project) contains `src/phase4_intermittency_stress.py`, which addresses intermittency and tail-risk events indirectly — by reading them out of LMP signatures rather than modelling wind/solar generation directly. We have vendored the OU calibration, MC simulator, AND (as of this revision) the stress-overlay logic from that repo. What's covered vs what's still open:</w:t>
+      </w:r>
+    </w:p>
+    <w:p>
+      <w:pPr>
+        <w:pStyle w:val="ListParagraph"/>
+        <w:numPr>
+          <w:ilvl w:val="0"/>
+          <w:numId w:val="2"/>
+        </w:numPr>
+        <w:spacing w:after="80"/>
+      </w:pPr>
+      <w:r>
+        <w:rPr>
+          <w:b/>
+          <w:bCs/>
+        </w:rPr>
+        <w:t xml:space="preserve">Unscheduled-outage / Uri-style stress (ported, optional toggle)</w:t>
+      </w:r>
+      <w:r>
+        <w:t xml:space="preserve"> — `model/stress.py` exposes four scenarios from FTG phase 4: none (default), mild (72 h, $200–400/MWh, p = 0.50), moderate (96 h, $500–1500/MWh + $20/MMBtu gas, p = 0.20), uri_full (100 h, $5000–9000/MWh + $250/MMBtu gas, p = 0.05). When `run_planning_doc.py --stress &lt;name&gt;` is set, the chosen overlay is applied to a fraction of the MC paths AFTER the OU simulation and BEFORE the LP solve, on both ERCOT hubs simultaneously (system-wide scarcity event). Default is `none`, so headline results are unchanged. Use it as a sensitivity / stress test — expectation is that the toll option's value rises materially under moderate/uri_full.</w:t>
+      </w:r>
+    </w:p>
+    <w:p>
+      <w:pPr>
+        <w:pStyle w:val="ListParagraph"/>
+        <w:numPr>
+          <w:ilvl w:val="0"/>
+          <w:numId w:val="2"/>
+        </w:numPr>
+        <w:spacing w:after="80"/>
+      </w:pPr>
+      <w:r>
+        <w:rPr>
+          <w:b/>
+          <w:bCs/>
+        </w:rPr>
+        <w:t xml:space="preserve">Wind-solar intermittency / MIHR (qualitative — still to report)</w:t>
+      </w:r>
+      <w:r>
+        <w:t xml:space="preserve"> — phase 4 in the FTG repo computes diurnal LMP percentile profiles, the evening-ramp premium (hour-18 − hour-14, capturing solar dropoff), and negative-LMP frequency at HB_WEST (wind-oversupply proxy). These are LMP-implied signatures of renewable variability, which is consistent with the RFP's request for a substantive discussion citing ERCOT data. Action item: include these diagnostics in the report; the analysis logic exists, it just isn't a separate module in our codebase yet.</w:t>
+      </w:r>
+    </w:p>
+    <w:p>
+      <w:pPr>
+        <w:pStyle w:val="ListParagraph"/>
+        <w:numPr>
+          <w:ilvl w:val="0"/>
+          <w:numId w:val="2"/>
+        </w:numPr>
+        <w:spacing w:after="80"/>
+      </w:pPr>
+      <w:r>
+        <w:rPr>
+          <w:b/>
+          <w:bCs/>
+        </w:rPr>
+        <w:t xml:space="preserve">Capacity-factor derate (true MIHR-style — still open)</w:t>
+      </w:r>
+      <w:r>
+        <w:t xml:space="preserve"> — distinct from the LMP-signature view above. Our LP currently assumes capacity_factor = 1.0 (full 100 MW/site at every hour). A direct MIHR model would multiply the per-site grid cap by a stochastic capacity_factor[h] ≤ 1 driven by renewables + transmission. Not implemented; phase 4 doesn't do this either (it works on prices, not capacity).</w:t>
+      </w:r>
+    </w:p>
+    <w:p>
+      <w:pPr>
+        <w:pStyle w:val="Heading1"/>
+      </w:pPr>
+      <w:r>
+        <w:rPr>
+          <w:b/>
+          <w:bCs/>
+        </w:rPr>
+        <w:t xml:space="preserve">Data sources and citations</w:t>
+      </w:r>
+    </w:p>
+    <w:p>
+      <w:pPr>
+        <w:spacing w:after="120"/>
+      </w:pPr>
+      <w:r>
+        <w:t xml:space="preserve">Vendored data files (used directly by the calibration / LP):</w:t>
+      </w:r>
+    </w:p>
+    <w:p>
+      <w:pPr>
+        <w:pStyle w:val="ListParagraph"/>
+        <w:numPr>
+          <w:ilvl w:val="0"/>
+          <w:numId w:val="2"/>
+        </w:numPr>
+        <w:spacing w:after="80"/>
+      </w:pPr>
+      <w:r>
+        <w:t xml:space="preserve">data/HH_full.csv - Henry Hub daily spot price ($/MMBtu), EIA Natural Gas Weekly. Source: eia.gov/dnav/ng/hist/rngwhhdD.htm.</w:t>
+      </w:r>
+    </w:p>
+    <w:p>
+      <w:pPr>
+        <w:pStyle w:val="ListParagraph"/>
+        <w:numPr>
+          <w:ilvl w:val="0"/>
+          <w:numId w:val="2"/>
+        </w:numPr>
+        <w:spacing w:after="80"/>
+      </w:pPr>
+      <w:r>
+        <w:t xml:space="preserve">data/rpt.00013060.0000000000000000.DAMLZHBSPP_2025.xlsx - ERCOT 2025 Day-Ahead Market hourly settlement-point prices, HB_HOUSTON and HB_WEST. Source: ercot.com (Market Information / DAM SPP report).</w:t>
+      </w:r>
+    </w:p>
+    <w:p>
+      <w:pPr>
+        <w:pStyle w:val="ListParagraph"/>
+        <w:numPr>
+          <w:ilvl w:val="0"/>
+          <w:numId w:val="2"/>
+        </w:numPr>
+        <w:spacing w:after="80"/>
+      </w:pPr>
+      <w:r>
+        <w:t xml:space="preserve">data/artificial-intelligence-parameter-count.csv - Epoch AI parameter-count time series. Source: epochai.org (Notable AI Models dataset).</w:t>
+      </w:r>
+    </w:p>
+    <w:p>
+      <w:pPr>
+        <w:pStyle w:val="ListParagraph"/>
+        <w:numPr>
+          <w:ilvl w:val="0"/>
+          <w:numId w:val="2"/>
+        </w:numPr>
+        <w:spacing w:after="80"/>
+      </w:pPr>
+      <w:r>
+        <w:t xml:space="preserve">data/ai-training-computation-vs-parameters-by-researcher-affiliation.csv - Epoch AI training-compute vs parameters panel. Source: epochai.org.</w:t>
+      </w:r>
+    </w:p>
+    <w:p>
+      <w:pPr>
+        <w:spacing w:after="120"/>
+      </w:pPr>
+      <w:r>
+        <w:t xml:space="preserve">External references used to anchor TBD/sensitivity inputs in this report:</w:t>
+      </w:r>
+    </w:p>
+    <w:p>
+      <w:pPr>
+        <w:pStyle w:val="Heading2"/>
+      </w:pPr>
+      <w:r>
+        <w:rPr>
+          <w:b/>
+          <w:bCs/>
+        </w:rPr>
+        <w:t xml:space="preserve">Tolling daily MWh cap (TOLL_DAILY_CAP_PEAKER / INTERMEDIATE / NEAR_NAMEPLATE)</w:t>
+      </w:r>
+    </w:p>
+    <w:p>
+      <w:pPr>
+        <w:pStyle w:val="ListParagraph"/>
+        <w:numPr>
+          <w:ilvl w:val="0"/>
+          <w:numId w:val="2"/>
+        </w:numPr>
+        <w:spacing w:after="80"/>
+      </w:pPr>
+      <w:r>
+        <w:t xml:space="preserve">EIA Today in Energy (June 2023) - U.S. simple-cycle natural gas turbines operated at record highs in summer 2022. Anchors the peaker bracket: SCGT fleet annual capacity factor 9.6-14.1% (2017-2023), ~17% summer / ~10% off-season, ERCOT among regions above the national average. </w:t>
+      </w:r>
+      <w:hyperlink w:history="1" r:id="rIdeoto-rfchbl4zdd0jcjsx">
+        <w:r>
+          <w:rPr>
+            <w:rStyle w:val="Hyperlink"/>
+            <w:color w:val="0563C1"/>
+            <w:u w:val="single"/>
+          </w:rPr>
+          <w:t xml:space="preserve">eia.gov/todayinenergy/detail.php?id=55680</w:t>
+        </w:r>
+      </w:hyperlink>
+      <w:r>
+        <w:t xml:space="preserve"/>
+      </w:r>
+    </w:p>
+    <w:p>
+      <w:pPr>
+        <w:pStyle w:val="ListParagraph"/>
+        <w:numPr>
+          <w:ilvl w:val="0"/>
+          <w:numId w:val="2"/>
+        </w:numPr>
+        <w:spacing w:after="80"/>
+      </w:pPr>
+      <w:r>
+        <w:t xml:space="preserve">EIA Form 923 (plant-level operations data) - net generation and heat input by prime-mover, used to verify the SCGT capacity-factor range above and to derive an MDQ-equivalent envelope. </w:t>
+      </w:r>
+      <w:hyperlink w:history="1" r:id="rIdniygqhua4hwwshvovszof">
+        <w:r>
+          <w:rPr>
+            <w:rStyle w:val="Hyperlink"/>
+            <w:color w:val="0563C1"/>
+            <w:u w:val="single"/>
+          </w:rPr>
+          <w:t xml:space="preserve">eia.gov/electricity/data/eia923</w:t>
+        </w:r>
+      </w:hyperlink>
+      <w:r>
+        <w:t xml:space="preserve"/>
+      </w:r>
+    </w:p>
+    <w:p>
+      <w:pPr>
+        <w:pStyle w:val="ListParagraph"/>
+        <w:numPr>
+          <w:ilvl w:val="0"/>
+          <w:numId w:val="2"/>
+        </w:numPr>
+        <w:spacing w:after="80"/>
+      </w:pPr>
+      <w:r>
+        <w:t xml:space="preserve">Modo Energy - ERCOT BESS tolling agreement explainer. Establishes that current ERCOT tolling contracts give the offtaker direct dispatch rights over the full asset envelope (near-nameplate convention). </w:t>
+      </w:r>
+      <w:hyperlink w:history="1" r:id="rId4uaep5ogcrmguj_l8mpqr">
+        <w:r>
+          <w:rPr>
+            <w:rStyle w:val="Hyperlink"/>
+            <w:color w:val="0563C1"/>
+            <w:u w:val="single"/>
+          </w:rPr>
+          <w:t xml:space="preserve">modoenergy.com/.../ercot-explainer-part-one</w:t>
+        </w:r>
+      </w:hyperlink>
+      <w:r>
+        <w:t xml:space="preserve"/>
+      </w:r>
+    </w:p>
+    <w:p>
+      <w:pPr>
+        <w:pStyle w:val="ListParagraph"/>
+        <w:numPr>
+          <w:ilvl w:val="0"/>
+          <w:numId w:val="2"/>
+        </w:numPr>
+        <w:spacing w:after="80"/>
+      </w:pPr>
+      <w:r>
+        <w:t xml:space="preserve">GridStor - Fortune 500 tolling pact for a 150 MW / 350 MWh ERCOT battery (Dec 2025). Recent comparable disclosing contract structure for the near-nameplate bracket. </w:t>
+      </w:r>
+      <w:hyperlink w:history="1" r:id="rIdwezdslcj01jzdxvd1kgwy">
+        <w:r>
+          <w:rPr>
+            <w:rStyle w:val="Hyperlink"/>
+            <w:color w:val="0563C1"/>
+            <w:u w:val="single"/>
+          </w:rPr>
+          <w:t xml:space="preserve">stocktitan.net/.../gridstor-tolling-agreement</w:t>
+        </w:r>
+      </w:hyperlink>
+      <w:r>
+        <w:t xml:space="preserve"/>
+      </w:r>
+    </w:p>
+    <w:p>
+      <w:pPr>
+        <w:pStyle w:val="ListParagraph"/>
+        <w:numPr>
+          <w:ilvl w:val="0"/>
+          <w:numId w:val="2"/>
+        </w:numPr>
+        <w:spacing w:after="80"/>
+      </w:pPr>
+      <w:r>
+        <w:t xml:space="preserve">Entergy MUCPA - Capacity Sale and Tolling Agreement RFP (template). Reference document showing standard daily-MDQ contract structure for natural-gas-fired tolling. </w:t>
+      </w:r>
+      <w:hyperlink w:history="1" r:id="rIdov7nt0nsqtdt1qqzsfypc">
+        <w:r>
+          <w:rPr>
+            <w:rStyle w:val="Hyperlink"/>
+            <w:color w:val="0563C1"/>
+            <w:u w:val="single"/>
+          </w:rPr>
+          <w:t xml:space="preserve">rfp.entergy.com/.../MUCPA-Tolling.pdf</w:t>
+        </w:r>
+      </w:hyperlink>
+      <w:r>
+        <w:t xml:space="preserve"/>
+      </w:r>
+    </w:p>
+    <w:p>
+      <w:pPr>
+        <w:pStyle w:val="Heading2"/>
+      </w:pPr>
+      <w:r>
+        <w:rPr>
+          <w:b/>
+          <w:bCs/>
+        </w:rPr>
+        <w:t xml:space="preserve">Forward-curve drift (--gas-drift-pct / --power-drift-pct)</w:t>
+      </w:r>
+    </w:p>
+    <w:p>
+      <w:pPr>
+        <w:pStyle w:val="ListParagraph"/>
+        <w:numPr>
+          <w:ilvl w:val="0"/>
+          <w:numId w:val="2"/>
+        </w:numPr>
+        <w:spacing w:after="80"/>
+      </w:pPr>
+      <w:r>
+        <w:t xml:space="preserve">EIA Short-Term Energy Outlook (May 2026) - natural gas section. Baseline: 2025 actual HH = $3.53/MMBtu, 2026 forecast = $3.50/MMBtu (essentially flat - hence default gas_drift_pct = 0). 2026 LNG export forecast = 17.0 Bcf/d (up from 15.1 in 2025), near peak export-complex capacity. </w:t>
+      </w:r>
+      <w:hyperlink w:history="1" r:id="rIdefrowel-yzv9qi0vyipod">
+        <w:r>
+          <w:rPr>
+            <w:rStyle w:val="Hyperlink"/>
+            <w:color w:val="0563C1"/>
+            <w:u w:val="single"/>
+          </w:rPr>
+          <w:t xml:space="preserve">eia.gov/outlooks/steo/report/natgas.php</w:t>
+        </w:r>
+      </w:hyperlink>
+      <w:r>
+        <w:t xml:space="preserve"/>
+      </w:r>
+    </w:p>
+    <w:p>
+      <w:pPr>
+        <w:pStyle w:val="ListParagraph"/>
+        <w:numPr>
+          <w:ilvl w:val="0"/>
+          <w:numId w:val="2"/>
+        </w:numPr>
+        <w:spacing w:after="80"/>
+      </w:pPr>
+      <w:r>
+        <w:t xml:space="preserve">EIA STEO May 2026 (full PDF) - the primary source for the Brent forecast that drives the geopolitical-shock overlay. Reports Brent $106/b May-Jun 2026 and $115/b 2Q peak amid Strait of Hormuz disruption; ~10.5 Mbbl/d of Mideast production shut-in. </w:t>
+      </w:r>
+      <w:hyperlink w:history="1" r:id="rIdx-avvcewhbkfnnsq8e_u9">
+        <w:r>
+          <w:rPr>
+            <w:rStyle w:val="Hyperlink"/>
+            <w:color w:val="0563C1"/>
+            <w:u w:val="single"/>
+          </w:rPr>
+          <w:t xml:space="preserve">eia.gov/outlooks/steo/pdf/steo_full.pdf</w:t>
+        </w:r>
+      </w:hyperlink>
+      <w:r>
+        <w:t xml:space="preserve"/>
+      </w:r>
+    </w:p>
+    <w:p>
+      <w:pPr>
+        <w:pStyle w:val="ListParagraph"/>
+        <w:numPr>
+          <w:ilvl w:val="0"/>
+          <w:numId w:val="2"/>
+        </w:numPr>
+        <w:spacing w:after="80"/>
+      </w:pPr>
+      <w:r>
+        <w:t xml:space="preserve">EIA Today in Energy - Henry Hub spot prices to fall slightly in 2026, rise in 2027. Confirms the EIA's view that higher 2026 Brent supports associated-gas production (bearish HH), partially offsetting the LNG-pull (bullish HH) channel. </w:t>
+      </w:r>
+      <w:hyperlink w:history="1" r:id="rIdmoeg6bm1jxwjucaiohcqt">
+        <w:r>
+          <w:rPr>
+            <w:rStyle w:val="Hyperlink"/>
+            <w:color w:val="0563C1"/>
+            <w:u w:val="single"/>
+          </w:rPr>
+          <w:t xml:space="preserve">eia.gov/todayinenergy/detail.php?id=67004</w:t>
+        </w:r>
+      </w:hyperlink>
+      <w:r>
+        <w:t xml:space="preserve"/>
+      </w:r>
+    </w:p>
+    <w:p>
+      <w:pPr>
+        <w:pStyle w:val="ListParagraph"/>
+        <w:numPr>
+          <w:ilvl w:val="0"/>
+          <w:numId w:val="2"/>
+        </w:numPr>
+        <w:spacing w:after="80"/>
+      </w:pPr>
+      <w:r>
+        <w:t xml:space="preserve">EIA Press Release (May 12, 2026) - STEO revision amid continued Mideast disruption. Quantifies the Hormuz-closure assumption (closed until late May, shipping resumes June) used to size the +30% Brent shock scenario. </w:t>
+      </w:r>
+      <w:hyperlink w:history="1" r:id="rIdsrc3eoxyq37tvxwiqizcd">
+        <w:r>
+          <w:rPr>
+            <w:rStyle w:val="Hyperlink"/>
+            <w:color w:val="0563C1"/>
+            <w:u w:val="single"/>
+          </w:rPr>
+          <w:t xml:space="preserve">eia.gov/pressroom/releases/press588.php</w:t>
+        </w:r>
+      </w:hyperlink>
+      <w:r>
+        <w:t xml:space="preserve"/>
+      </w:r>
+    </w:p>
+    <w:p>
+      <w:pPr>
+        <w:pStyle w:val="ListParagraph"/>
+        <w:numPr>
+          <w:ilvl w:val="0"/>
+          <w:numId w:val="2"/>
+        </w:numPr>
+        <w:spacing w:after="80"/>
+      </w:pPr>
+      <w:r>
+        <w:t xml:space="preserve">Rigzone (May 20, 2026) - EIA lowers Henry Hub forecast for 2026, 2027. Documents the May-vs-April STEO revision ($3.67 -&gt; $3.50/MMBtu) - useful for justifying baseline gas_drift_pct = 0 against a contemporaneous-news critique. </w:t>
+      </w:r>
+      <w:hyperlink w:history="1" r:id="rIdcjeqwmq95jeoit7-es_25">
+        <w:r>
+          <w:rPr>
+            <w:rStyle w:val="Hyperlink"/>
+            <w:color w:val="0563C1"/>
+            <w:u w:val="single"/>
+          </w:rPr>
+          <w:t xml:space="preserve">rigzone.com/.../usa-eia-lowers-henry-hub-price-forecast</w:t>
+        </w:r>
+      </w:hyperlink>
+      <w:r>
+        <w:t xml:space="preserve"/>
+      </w:r>
+    </w:p>
+    <w:p>
+      <w:pPr>
+        <w:pStyle w:val="ListParagraph"/>
+        <w:numPr>
+          <w:ilvl w:val="0"/>
+          <w:numId w:val="2"/>
+        </w:numPr>
+        <w:spacing w:after="80"/>
+      </w:pPr>
+      <w:r>
+        <w:t xml:space="preserve">S&amp;P Global - Texas summer 2025 power prices may top 2024 on weather and strong gas. Anchors the HH -&gt; ERCOT LMP elasticity: Houston Ship Channel summer forwards ~$4/MMBtu (vs ~$2 in 2024) coincided with ERCOT Houston on-peak forwards $110-167/MWh (vs DAM $30-40/MWh in 2024). </w:t>
+      </w:r>
+      <w:hyperlink w:history="1" r:id="rIdstighhzzaq4-ym8btuqcj">
+        <w:r>
+          <w:rPr>
+            <w:rStyle w:val="Hyperlink"/>
+            <w:color w:val="0563C1"/>
+            <w:u w:val="single"/>
+          </w:rPr>
+          <w:t xml:space="preserve">spglobal.com/.../texas-summer-power-prices-2025</w:t>
+        </w:r>
+      </w:hyperlink>
+      <w:r>
+        <w:t xml:space="preserve"/>
+      </w:r>
+    </w:p>
+    <w:p>
+      <w:pPr>
+        <w:pStyle w:val="ListParagraph"/>
+        <w:numPr>
+          <w:ilvl w:val="0"/>
+          <w:numId w:val="2"/>
+        </w:numPr>
+        <w:spacing w:after="80"/>
+      </w:pPr>
+      <w:r>
+        <w:t xml:space="preserve">Potomac Economics - 2024 State of the Market Report for ERCOT. Source for implied heat-rate ranges (Figure 7) used to derive the HH-&gt;LMP pass-through elasticity (~0.5 in gas-on-margin hours). </w:t>
+      </w:r>
+      <w:hyperlink w:history="1" r:id="rId7bhgbds5x6f09do-u1suv">
+        <w:r>
+          <w:rPr>
+            <w:rStyle w:val="Hyperlink"/>
+            <w:color w:val="0563C1"/>
+            <w:u w:val="single"/>
+          </w:rPr>
+          <w:t xml:space="preserve">potomaceconomics.com/.../2024-State-of-the-Market-Report.pdf</w:t>
+        </w:r>
+      </w:hyperlink>
+      <w:r>
+        <w:t xml:space="preserve"/>
       </w:r>
     </w:p>
     <w:p>

--- a/Final Project Current Status Report.docx
+++ b/Final Project Current Status Report.docx
@@ -5257,6 +5257,19 @@
         <w:spacing w:after="80"/>
       </w:pPr>
       <w:r>
+        <w:t xml:space="preserve">Four result charts auto-rendered into model/outputs/figures/ via plots.py: train/inf diurnal profile, attributed power cost per day for train vs inf, daily procurement mix (and BESS dispatch when active), and LMP/toll-cost overlay with daily toll-exercise frequency. Regenerated on every headline run; failures are caught and logged so the LP itself is unaffected.</w:t>
+      </w:r>
+    </w:p>
+    <w:p>
+      <w:pPr>
+        <w:pStyle w:val="ListParagraph"/>
+        <w:numPr>
+          <w:ilvl w:val="0"/>
+          <w:numId w:val="2"/>
+        </w:numPr>
+        <w:spacing w:after="80"/>
+      </w:pPr>
+      <w:r>
         <w:t xml:space="preserve">Console: first 24 hours at HOUSTON with mean ± std annotations.</w:t>
       </w:r>
     </w:p>
@@ -6793,20 +6806,106 @@
         <w:spacing w:after="80"/>
       </w:pPr>
       <w:r>
-        <w:t xml:space="preserve">data/artificial-intelligence-parameter-count.csv - Epoch AI parameter-count time series. Source: epochai.org (Notable AI Models dataset).</w:t>
-      </w:r>
-    </w:p>
-    <w:p>
-      <w:pPr>
-        <w:pStyle w:val="ListParagraph"/>
-        <w:numPr>
-          <w:ilvl w:val="0"/>
-          <w:numId w:val="2"/>
-        </w:numPr>
-        <w:spacing w:after="80"/>
-      </w:pPr>
-      <w:r>
-        <w:t xml:space="preserve">data/ai-training-computation-vs-parameters-by-researcher-affiliation.csv - Epoch AI training-compute vs parameters panel. Source: epochai.org.</w:t>
+        <w:t xml:space="preserve">data/artificial-intelligence-parameter-count.csv - Epoch AI parameter-count time series. Source: epochai.org (Notable AI Models dataset), distributed by Our World in Data under CC BY.</w:t>
+      </w:r>
+    </w:p>
+    <w:p>
+      <w:pPr>
+        <w:pStyle w:val="ListParagraph"/>
+        <w:numPr>
+          <w:ilvl w:val="0"/>
+          <w:numId w:val="2"/>
+        </w:numPr>
+        <w:spacing w:after="80"/>
+      </w:pPr>
+      <w:r>
+        <w:t xml:space="preserve">data/ai-training-computation-vs-parameters-by-researcher-affiliation.csv - Epoch AI training-compute vs parameters panel. Source: epochai.org, distributed by Our World in Data under CC BY.</w:t>
+      </w:r>
+    </w:p>
+    <w:p>
+      <w:pPr>
+        <w:spacing w:after="120"/>
+      </w:pPr>
+      <w:r>
+        <w:t xml:space="preserve">Cited inline in the planning doc (Epoch AI / OWID series and token-price model):</w:t>
+      </w:r>
+    </w:p>
+    <w:p>
+      <w:pPr>
+        <w:pStyle w:val="ListParagraph"/>
+        <w:numPr>
+          <w:ilvl w:val="0"/>
+          <w:numId w:val="2"/>
+        </w:numPr>
+        <w:spacing w:after="80"/>
+      </w:pPr>
+      <w:r>
+        <w:t xml:space="preserve">Epoch AI - Notable AI Models dataset. Primary source for both vendored CSVs above; the post-2020 log-linear param fit and the params -&gt; petaFLOPS power-law fit are derived from this panel via fit_growth_curves.py. </w:t>
+      </w:r>
+      <w:hyperlink w:history="1" r:id="rIdtvq6cfde84d4u6r7ihmr-">
+        <w:r>
+          <w:rPr>
+            <w:rStyle w:val="Hyperlink"/>
+            <w:color w:val="0563C1"/>
+            <w:u w:val="single"/>
+          </w:rPr>
+          <w:t xml:space="preserve">epochai.org/data/notable-ai-models</w:t>
+        </w:r>
+      </w:hyperlink>
+      <w:r>
+        <w:t xml:space="preserve"/>
+      </w:r>
+    </w:p>
+    <w:p>
+      <w:pPr>
+        <w:pStyle w:val="ListParagraph"/>
+        <w:numPr>
+          <w:ilvl w:val="0"/>
+          <w:numId w:val="2"/>
+        </w:numPr>
+        <w:spacing w:after="80"/>
+      </w:pPr>
+      <w:r>
+        <w:t xml:space="preserve">Our World in Data - Parameters in notable artificial intelligence systems. The chart format the planning doc reproduces; proximate attribution for the Epoch AI CSV used in our fits. </w:t>
+      </w:r>
+      <w:hyperlink w:history="1" r:id="rIdp0exdob3njqd8bdxtyb9o">
+        <w:r>
+          <w:rPr>
+            <w:rStyle w:val="Hyperlink"/>
+            <w:color w:val="0563C1"/>
+            <w:u w:val="single"/>
+          </w:rPr>
+          <w:t xml:space="preserve">ourworldindata.org/.../artificial-intelligence-parameter-count</w:t>
+        </w:r>
+      </w:hyperlink>
+      <w:r>
+        <w:t xml:space="preserve"/>
+      </w:r>
+    </w:p>
+    <w:p>
+      <w:pPr>
+        <w:pStyle w:val="ListParagraph"/>
+        <w:numPr>
+          <w:ilvl w:val="0"/>
+          <w:numId w:val="2"/>
+        </w:numPr>
+        <w:spacing w:after="80"/>
+      </w:pPr>
+      <w:r>
+        <w:t xml:space="preserve">benchlm.ai - LLM pricing index. Source for the GPT-5.4Pro frontier-peak token prices ($30/MM input, $180/MM output) used in the blended $80/MM-token inference revenue calculation. Replace with the project team's finalized per-release price curve when it lands. </w:t>
+      </w:r>
+      <w:hyperlink w:history="1" r:id="rIds_hmpk-yhdkb2qhmsqewz">
+        <w:r>
+          <w:rPr>
+            <w:rStyle w:val="Hyperlink"/>
+            <w:color w:val="0563C1"/>
+            <w:u w:val="single"/>
+          </w:rPr>
+          <w:t xml:space="preserve">benchlm.ai/llm-pricing</w:t>
+        </w:r>
+      </w:hyperlink>
+      <w:r>
+        <w:t xml:space="preserve"/>
       </w:r>
     </w:p>
     <w:p>
@@ -6841,7 +6940,7 @@
       <w:r>
         <w:t xml:space="preserve">EIA Today in Energy (June 2023) - U.S. simple-cycle natural gas turbines operated at record highs in summer 2022. Anchors the peaker bracket: SCGT fleet annual capacity factor 9.6-14.1% (2017-2023), ~17% summer / ~10% off-season, ERCOT among regions above the national average. </w:t>
       </w:r>
-      <w:hyperlink w:history="1" r:id="rIdeoto-rfchbl4zdd0jcjsx">
+      <w:hyperlink w:history="1" r:id="rIdnmzagwii-oo-qekw64uzu">
         <w:r>
           <w:rPr>
             <w:rStyle w:val="Hyperlink"/>
@@ -6867,7 +6966,7 @@
       <w:r>
         <w:t xml:space="preserve">EIA Form 923 (plant-level operations data) - net generation and heat input by prime-mover, used to verify the SCGT capacity-factor range above and to derive an MDQ-equivalent envelope. </w:t>
       </w:r>
-      <w:hyperlink w:history="1" r:id="rIdniygqhua4hwwshvovszof">
+      <w:hyperlink w:history="1" r:id="rIdn2sdfa1-jd1vvyoknybjh">
         <w:r>
           <w:rPr>
             <w:rStyle w:val="Hyperlink"/>
@@ -6893,7 +6992,7 @@
       <w:r>
         <w:t xml:space="preserve">Modo Energy - ERCOT BESS tolling agreement explainer. Establishes that current ERCOT tolling contracts give the offtaker direct dispatch rights over the full asset envelope (near-nameplate convention). </w:t>
       </w:r>
-      <w:hyperlink w:history="1" r:id="rId4uaep5ogcrmguj_l8mpqr">
+      <w:hyperlink w:history="1" r:id="rId6bz3gfdcyzmf3dnbvayaf">
         <w:r>
           <w:rPr>
             <w:rStyle w:val="Hyperlink"/>
@@ -6919,7 +7018,7 @@
       <w:r>
         <w:t xml:space="preserve">GridStor - Fortune 500 tolling pact for a 150 MW / 350 MWh ERCOT battery (Dec 2025). Recent comparable disclosing contract structure for the near-nameplate bracket. </w:t>
       </w:r>
-      <w:hyperlink w:history="1" r:id="rIdwezdslcj01jzdxvd1kgwy">
+      <w:hyperlink w:history="1" r:id="rIdms50bkhbqw3lfvpva-mnm">
         <w:r>
           <w:rPr>
             <w:rStyle w:val="Hyperlink"/>
@@ -6945,7 +7044,7 @@
       <w:r>
         <w:t xml:space="preserve">Entergy MUCPA - Capacity Sale and Tolling Agreement RFP (template). Reference document showing standard daily-MDQ contract structure for natural-gas-fired tolling. </w:t>
       </w:r>
-      <w:hyperlink w:history="1" r:id="rIdov7nt0nsqtdt1qqzsfypc">
+      <w:hyperlink w:history="1" r:id="rId_waoyzahyozapqvjsk0oi">
         <w:r>
           <w:rPr>
             <w:rStyle w:val="Hyperlink"/>
@@ -6983,7 +7082,7 @@
       <w:r>
         <w:t xml:space="preserve">EIA Short-Term Energy Outlook (May 2026) - natural gas section. Baseline: 2025 actual HH = $3.53/MMBtu, 2026 forecast = $3.50/MMBtu (essentially flat - hence default gas_drift_pct = 0). 2026 LNG export forecast = 17.0 Bcf/d (up from 15.1 in 2025), near peak export-complex capacity. </w:t>
       </w:r>
-      <w:hyperlink w:history="1" r:id="rIdefrowel-yzv9qi0vyipod">
+      <w:hyperlink w:history="1" r:id="rId19gikv2rbl9pglimyj8nf">
         <w:r>
           <w:rPr>
             <w:rStyle w:val="Hyperlink"/>
@@ -7009,7 +7108,7 @@
       <w:r>
         <w:t xml:space="preserve">EIA STEO May 2026 (full PDF) - the primary source for the Brent forecast that drives the geopolitical-shock overlay. Reports Brent $106/b May-Jun 2026 and $115/b 2Q peak amid Strait of Hormuz disruption; ~10.5 Mbbl/d of Mideast production shut-in. </w:t>
       </w:r>
-      <w:hyperlink w:history="1" r:id="rIdx-avvcewhbkfnnsq8e_u9">
+      <w:hyperlink w:history="1" r:id="rIdn5wyzouidsonc2-iwh338">
         <w:r>
           <w:rPr>
             <w:rStyle w:val="Hyperlink"/>
@@ -7035,7 +7134,7 @@
       <w:r>
         <w:t xml:space="preserve">EIA Today in Energy - Henry Hub spot prices to fall slightly in 2026, rise in 2027. Confirms the EIA's view that higher 2026 Brent supports associated-gas production (bearish HH), partially offsetting the LNG-pull (bullish HH) channel. </w:t>
       </w:r>
-      <w:hyperlink w:history="1" r:id="rIdmoeg6bm1jxwjucaiohcqt">
+      <w:hyperlink w:history="1" r:id="rIdt0ac9jboscwx5nkbqqywf">
         <w:r>
           <w:rPr>
             <w:rStyle w:val="Hyperlink"/>
@@ -7061,7 +7160,7 @@
       <w:r>
         <w:t xml:space="preserve">EIA Press Release (May 12, 2026) - STEO revision amid continued Mideast disruption. Quantifies the Hormuz-closure assumption (closed until late May, shipping resumes June) used to size the +30% Brent shock scenario. </w:t>
       </w:r>
-      <w:hyperlink w:history="1" r:id="rIdsrc3eoxyq37tvxwiqizcd">
+      <w:hyperlink w:history="1" r:id="rIdarf1rat1xxb5lqbzlwuyd">
         <w:r>
           <w:rPr>
             <w:rStyle w:val="Hyperlink"/>
@@ -7087,7 +7186,7 @@
       <w:r>
         <w:t xml:space="preserve">Rigzone (May 20, 2026) - EIA lowers Henry Hub forecast for 2026, 2027. Documents the May-vs-April STEO revision ($3.67 -&gt; $3.50/MMBtu) - useful for justifying baseline gas_drift_pct = 0 against a contemporaneous-news critique. </w:t>
       </w:r>
-      <w:hyperlink w:history="1" r:id="rIdcjeqwmq95jeoit7-es_25">
+      <w:hyperlink w:history="1" r:id="rId4jdar-qs0hvmvkasbnyvx">
         <w:r>
           <w:rPr>
             <w:rStyle w:val="Hyperlink"/>
@@ -7113,7 +7212,7 @@
       <w:r>
         <w:t xml:space="preserve">S&amp;P Global - Texas summer 2025 power prices may top 2024 on weather and strong gas. Anchors the HH -&gt; ERCOT LMP elasticity: Houston Ship Channel summer forwards ~$4/MMBtu (vs ~$2 in 2024) coincided with ERCOT Houston on-peak forwards $110-167/MWh (vs DAM $30-40/MWh in 2024). </w:t>
       </w:r>
-      <w:hyperlink w:history="1" r:id="rIdstighhzzaq4-ym8btuqcj">
+      <w:hyperlink w:history="1" r:id="rIdderaqym_qxzx4vyubrnlf">
         <w:r>
           <w:rPr>
             <w:rStyle w:val="Hyperlink"/>
@@ -7139,7 +7238,7 @@
       <w:r>
         <w:t xml:space="preserve">Potomac Economics - 2024 State of the Market Report for ERCOT. Source for implied heat-rate ranges (Figure 7) used to derive the HH-&gt;LMP pass-through elasticity (~0.5 in gas-on-margin hours). </w:t>
       </w:r>
-      <w:hyperlink w:history="1" r:id="rId7bhgbds5x6f09do-u1suv">
+      <w:hyperlink w:history="1" r:id="rIdsxvzmrnr9s_klnvdxcksu">
         <w:r>
           <w:rPr>
             <w:rStyle w:val="Hyperlink"/>
@@ -7147,6 +7246,78 @@
             <w:u w:val="single"/>
           </w:rPr>
           <w:t xml:space="preserve">potomaceconomics.com/.../2024-State-of-the-Market-Report.pdf</w:t>
+        </w:r>
+      </w:hyperlink>
+      <w:r>
+        <w:t xml:space="preserve"/>
+      </w:r>
+    </w:p>
+    <w:p>
+      <w:pPr>
+        <w:pStyle w:val="Heading2"/>
+      </w:pPr>
+      <w:r>
+        <w:rPr>
+          <w:b/>
+          <w:bCs/>
+        </w:rPr>
+        <w:t xml:space="preserve">AI-structural drift baseline (--gas-drift-pct 0.005 / --power-drift-pct 0.01)</w:t>
+      </w:r>
+    </w:p>
+    <w:p>
+      <w:pPr>
+        <w:spacing w:after="120"/>
+      </w:pPr>
+      <w:r>
+        <w:t xml:space="preserve">Separate driver from the Brent/geopolitical scenarios above: secular load growth from data-center buildout. Translated from the sources below into a roughly +1 %/yr LMP, +0.5 %/yr HH structural drift, prorated to ~half a year for the June-December 2026 horizon.</w:t>
+      </w:r>
+    </w:p>
+    <w:p>
+      <w:pPr>
+        <w:pStyle w:val="ListParagraph"/>
+        <w:numPr>
+          <w:ilvl w:val="0"/>
+          <w:numId w:val="2"/>
+        </w:numPr>
+        <w:spacing w:after="80"/>
+      </w:pPr>
+      <w:r>
+        <w:t xml:space="preserve">ERCOT Capacity, Demand and Reserves (CDR) Report - December 2024 release. Forecasts peak demand growth ~5-7 %/yr through 2030 driven heavily by data-center and crypto load, with reserve margins tightening. Primary anchor for the 'AI-structural' load-growth scenario. </w:t>
+      </w:r>
+      <w:hyperlink w:history="1" r:id="rIdnaqdikiz0-zcuvplqch8u">
+        <w:r>
+          <w:rPr>
+            <w:rStyle w:val="Hyperlink"/>
+            <w:color w:val="0563C1"/>
+            <w:u w:val="single"/>
+          </w:rPr>
+          <w:t xml:space="preserve">ercot.com/.../CDR_December2024.pdf</w:t>
+        </w:r>
+      </w:hyperlink>
+      <w:r>
+        <w:t xml:space="preserve"/>
+      </w:r>
+    </w:p>
+    <w:p>
+      <w:pPr>
+        <w:pStyle w:val="ListParagraph"/>
+        <w:numPr>
+          <w:ilvl w:val="0"/>
+          <w:numId w:val="2"/>
+        </w:numPr>
+        <w:spacing w:after="80"/>
+      </w:pPr>
+      <w:r>
+        <w:t xml:space="preserve">EIA Annual Energy Outlook 2026 - Reference case for ERCOT shows electricity sales growth ~3-4 %/yr and a continued role for gas-fired generation on the margin. Translates to roughly +2 %/yr on average LMP and +1 %/yr on HH in the project horizon. </w:t>
+      </w:r>
+      <w:hyperlink w:history="1" r:id="rIdn7m-ay3huxoh9p43xov7q">
+        <w:r>
+          <w:rPr>
+            <w:rStyle w:val="Hyperlink"/>
+            <w:color w:val="0563C1"/>
+            <w:u w:val="single"/>
+          </w:rPr>
+          <w:t xml:space="preserve">eia.gov/outlooks/aeo</w:t>
         </w:r>
       </w:hyperlink>
       <w:r>

--- a/Final Project Current Status Report.docx
+++ b/Final Project Current Status Report.docx
@@ -3342,7 +3342,7 @@
         <w:spacing w:after="120"/>
       </w:pPr>
       <w:r>
-        <w:t xml:space="preserve">Tolling parameters (currently default-modelled with no fixed surcharge):</w:t>
+        <w:t>Tolling parameters. The capacity payment is a flat $ cost over the 6-month horizon (paid for the right to call on the SCGT regardless of dispatch), not a per-MWh adder — so it lives outside the LP and is applied at the procurement-comparison level alongside the BESS lease:</w:t>
       </w:r>
     </w:p>
     <w:tbl>
@@ -3576,7 +3576,7 @@
           </w:tcPr>
           <w:p>
             <w:r>
-              <w:t xml:space="preserve">RFP — variable O&amp;M premium</w:t>
+              <w:t>RFP — gas premium above HH spot (applied inside the toll's variable cost)</w:t>
             </w:r>
           </w:p>
         </w:tc>
@@ -3736,7 +3736,7 @@
           </w:tcPr>
           <w:p>
             <w:r>
-              <w:t xml:space="preserve">TOLL_FIXED_SURCHARGE_PER_MWH</w:t>
+              <w:t>TOLL_CAPACITY_PAYMENT_PER_KW_MONTH</w:t>
             </w:r>
           </w:p>
         </w:tc>
@@ -3758,7 +3758,7 @@
           </w:tcPr>
           <w:p>
             <w:r>
-              <w:t xml:space="preserve">$0</w:t>
+              <w:t>$8/kW-mo</w:t>
             </w:r>
           </w:p>
         </w:tc>
@@ -3780,7 +3780,7 @@
           </w:tcPr>
           <w:p>
             <w:r>
-              <w:t xml:space="preserve">⚠ TBD capacity payment (RFP didn't specify)</w:t>
+              <w:t>Capacity payment for the toll option (RFP didn't specify). $4.8M for the 6-month horizon at 100 MW. Anchored to $5–$15/kW-mo SCGT range from ERCOT public IPP disclosures (Calpine/Vistra/NRG 10-Ks).</w:t>
             </w:r>
           </w:p>
         </w:tc>
@@ -3903,7 +3903,7 @@
         <w:spacing w:after="120"/>
       </w:pPr>
       <w:r>
-        <w:t xml:space="preserve">Or $6M total if BESS is active at both sites. This fixed cost is excluded from the LP objective directly (it's a constant) but subtracted in `cost_breakdown` so the per-scenario profit numbers reflect it.</w:t>
+        <w:t>Or $6M total if BESS is active at both sites. This fixed cost is excluded from the LP objective (it's a constant — constants don't change dispatch decisions) and applied at the procurement-comparison level in compute_breakdown so per-scenario profit numbers reflect it. The Houston toll capacity payment ($4.8M for the 6-month horizon at the $8/kW-mo default) is treated symmetrically.</w:t>
       </w:r>
     </w:p>
     <w:p>
@@ -4904,7 +4904,7 @@
           <w:i/>
           <w:iCs/>
         </w:rPr>
-        <w:t xml:space="preserve">    − BESS_6mo_lease × |bess_sites|</w:t>
+        <w:t>Fixed costs (BESS_6mo_lease × |bess_sites|, TOLL_6mo_capacity_payment × use_houston_tolling) are NOT in the LP objective above — they're constants from the LP's perspective and don't affect hourly dispatch. They're netted into profit at the procurement-comparison level in compute_breakdown.</w:t>
       </w:r>
     </w:p>
     <w:p>
@@ -6500,11 +6500,9 @@
           <w:b/>
           <w:bCs/>
         </w:rPr>
-        <w:t xml:space="preserve">Fixed surcharge / capacity payment</w:t>
-      </w:r>
-      <w:r>
-        <w:t xml:space="preserve"> — currently $0/MWh on the variable side and no annual fixed payment. Real tolling contracts typically include both. A non-zero fixed surcharge would change Phase C's decision about whether to sign the contract at all.</w:t>
-      </w:r>
+        <w:t>Capacity payment — TOLL_CAPACITY_PAYMENT_PER_KW_MONTH defaults to $8/kW-mo ($4.8M for the 6-month horizon at 100 MW), midpoint of the $5–$15/kW-mo SCGT range from ERCOT public IPP disclosures (Calpine/Vistra/NRG 10-Ks). RFP didn't specify a value. Phase C's procurement decision nets this against the toll option's gross marginal value (LMP-hours where toll dispatches at &lt; LMP).</w:t>
+      </w:r>
+      <w:r/>
     </w:p>
     <w:p>
       <w:pPr>

--- a/Final Project Current Status Report.docx
+++ b/Final Project Current Status Report.docx
@@ -3342,7 +3342,7 @@
         <w:spacing w:after="120"/>
       </w:pPr>
       <w:r>
-        <w:t>Tolling parameters. The capacity payment is a flat $ cost over the 6-month horizon (paid for the right to call on the SCGT regardless of dispatch), not a per-MWh adder — so it lives outside the LP and is applied at the procurement-comparison level alongside the BESS lease:</w:t>
+        <w:t>Tolling parameters. The capacity payment scales linearly with the buyer's reserved MW (a flat $ cost over the 6-month horizon, applied at the procurement-comparison level alongside the BESS lease). Two sweeps quantify the seller-vs-buyer gap: --capacity-payment-sweep varies the $/kW-mo rate at fixed 100 MW; --reservation-sweep solves the LP at MW ∈ {0, 20, 40, 60, 80, 100} so the buyer's optimal ex-ante reservation can be picked given the rate. Cross-check against ltemry/FTG-Final-Project independently places gross toll value at ~$1.4M / 6mo, well below the default $4.8M at 100 MW × $8/kW-mo.</w:t>
       </w:r>
     </w:p>
     <w:tbl>
@@ -3736,6 +3736,74 @@
           </w:tcPr>
           <w:p>
             <w:r>
+              <w:t>Scenario.toll_mw_reserved</w:t>
+            </w:r>
+          </w:p>
+        </w:tc>
+        <w:tc>
+          <w:tcPr>
+            <w:tcW w:type="dxa" w:w="1500"/>
+            <w:tcBorders>
+              <w:top w:val="single" w:color="999999" w:sz="1"/>
+              <w:left w:val="single" w:color="999999" w:sz="1"/>
+              <w:bottom w:val="single" w:color="999999" w:sz="1"/>
+              <w:right w:val="single" w:color="999999" w:sz="1"/>
+            </w:tcBorders>
+            <w:tcMar>
+              <w:top w:type="dxa" w:w="80"/>
+              <w:left w:type="dxa" w:w="120"/>
+              <w:bottom w:type="dxa" w:w="80"/>
+              <w:right w:type="dxa" w:w="120"/>
+            </w:tcMar>
+          </w:tcPr>
+          <w:p>
+            <w:r>
+              <w:t>None ⇒ 100 MW</w:t>
+            </w:r>
+          </w:p>
+        </w:tc>
+        <w:tc>
+          <w:tcPr>
+            <w:tcW w:type="dxa" w:w="4860"/>
+            <w:tcBorders>
+              <w:top w:val="single" w:color="999999" w:sz="1"/>
+              <w:left w:val="single" w:color="999999" w:sz="1"/>
+              <w:bottom w:val="single" w:color="999999" w:sz="1"/>
+              <w:right w:val="single" w:color="999999" w:sz="1"/>
+            </w:tcBorders>
+            <w:tcMar>
+              <w:top w:type="dxa" w:w="80"/>
+              <w:left w:type="dxa" w:w="120"/>
+              <w:bottom w:type="dxa" w:w="80"/>
+              <w:right w:type="dxa" w:w="120"/>
+            </w:tcMar>
+          </w:tcPr>
+          <w:p>
+            <w:r>
+              <w:t>Buyer-side MW reservation, committed ex ante (before paths realize). The LP caps g_toll at this MW × capacity_factor and the capacity payment scales linearly. Outer sweep via --reservation-sweep on power_procurement_sweep.py.</w:t>
+            </w:r>
+          </w:p>
+        </w:tc>
+      </w:tr>
+      <w:tr>
+        <w:tc>
+          <w:tcPr>
+            <w:tcW w:type="dxa" w:w="3000"/>
+            <w:tcBorders>
+              <w:top w:val="single" w:color="999999" w:sz="1"/>
+              <w:left w:val="single" w:color="999999" w:sz="1"/>
+              <w:bottom w:val="single" w:color="999999" w:sz="1"/>
+              <w:right w:val="single" w:color="999999" w:sz="1"/>
+            </w:tcBorders>
+            <w:tcMar>
+              <w:top w:type="dxa" w:w="80"/>
+              <w:left w:type="dxa" w:w="120"/>
+              <w:bottom w:type="dxa" w:w="80"/>
+              <w:right w:type="dxa" w:w="120"/>
+            </w:tcMar>
+          </w:tcPr>
+          <w:p>
+            <w:r>
               <w:t>TOLL_CAPACITY_PAYMENT_PER_KW_MONTH</w:t>
             </w:r>
           </w:p>
@@ -3780,7 +3848,7 @@
           </w:tcPr>
           <w:p>
             <w:r>
-              <w:t>Capacity payment for the toll option (RFP didn't specify). $4.8M for the 6-month horizon at 100 MW. Anchored to $5–$15/kW-mo SCGT range from ERCOT public IPP disclosures (Calpine/Vistra/NRG 10-Ks).</w:t>
+              <w:t>SELLER-SIDE market rate (RFP didn't specify). $4.8M for the 6-month horizon at 100 MW. Midpoint of $5–$15/kW-mo SCGT range from ERCOT public IPP disclosures (Calpine/Vistra/NRG 10-Ks). Buyer-side gross toll value ≈ $1.14–1.21M / 6mo across our 4 drift scenarios (independently confirmed against ltemry/FTG-Final-Project at $1.42M), so the default seller rate doesn't clear by ~4×.</w:t>
             </w:r>
           </w:p>
         </w:tc>
@@ -6500,7 +6568,7 @@
           <w:b/>
           <w:bCs/>
         </w:rPr>
-        <w:t>Capacity payment — TOLL_CAPACITY_PAYMENT_PER_KW_MONTH defaults to $8/kW-mo ($4.8M for the 6-month horizon at 100 MW), midpoint of the $5–$15/kW-mo SCGT range from ERCOT public IPP disclosures (Calpine/Vistra/NRG 10-Ks). RFP didn't specify a value. Phase C's procurement decision nets this against the toll option's gross marginal value (LMP-hours where toll dispatches at &lt; LMP).</w:t>
+        <w:t>Capacity payment + reservation sizing — TOLL_CAPACITY_PAYMENT_PER_KW_MONTH defaults to $8/kW-mo (SELLER-SIDE market rate, midpoint of $5–$15/kW-mo SCGT range from ERCOT public IPP disclosures). RFP doesn't specify a value. The buyer's MW reservation is now a model parameter (Scenario.toll_mw_reserved): the LP caps g_toll at the reserved MW and the capacity payment scales linearly. Two sweeps in power_procurement_sweep.py: --capacity-payment-sweep varies K at fixed 100 MW (finds K* ≈ $2/kW-mo across all 4 drift scenarios); --reservation-sweep solves the LP at MW ∈ {0, 20, 40, 60, 80, 100} so the buyer's ex-ante optimal reservation can be picked at any K. Cross-check against ltemry/FTG-Final-Project independently confirms gross toll value ≈ $1.4M / 6mo, well below the default $4.8M seller rate at 100 MW.</w:t>
       </w:r>
       <w:r/>
     </w:p>

--- a/Final Project Current Status Report.docx
+++ b/Final Project Current Status Report.docx
@@ -9914,6 +9914,158 @@
       </w:pPr>
       <w:r>
         <w:t>Conclusion</w:t>
+      </w:r>
+    </w:p>
+    <w:p>
+      <w:pPr>
+        <w:pStyle w:val="Heading1"/>
+      </w:pPr>
+      <w:r>
+        <w:t>Appendix — May 2026 additions (multi-K Phase C, variable-cost view, snapshot comparison)</w:t>
+      </w:r>
+    </w:p>
+    <w:p>
+      <w:r>
+        <w:t>The following modules and artifacts were added in May 2026 to extend the Phase A/B/C pipeline with capacity-payment sensitivity, an LP-consistent per-K hourly view, a variable-cost (pre-Phase-C) framing, and a top-level cross-snapshot comparison. All code lives under `model/`; all generated artifacts live under `example_outputs_TEMPORARY/`. The four drift snapshots (`baseline`, `ai_structural`, `mild_drift`, `ai_plus_brent`) are now the default scenarios, reproducible end-to-end by a single invocation of `model/run_all_drifts.py`.</w:t>
+      </w:r>
+    </w:p>
+    <w:p>
+      <w:pPr>
+        <w:pStyle w:val="Heading2"/>
+      </w:pPr>
+      <w:r>
+        <w:t>Multi-K Phase C analysis (model/multi_k_analysis.py)</w:t>
+      </w:r>
+    </w:p>
+    <w:p>
+      <w:r>
+        <w:t>Re-evaluates the eight Phase-C procurement scenarios at four capacity-payment rates K ($/kW-month): the seller-side $8 default, the per-snapshot sub-breakeven 0.9 x K* (where 100 MW reservation just barely beats LMP-only), a per-snapshot interior K targeted at the narrow band where the LP commits to an interior MW (typically MW=60), and a $5 lower-estimate. The recomputation is pure arithmetic on the existing K=$8 LP outputs because the LP's hourly dispatch is K-invariant given a fixed mw_reserved — the capacity payment is added post-LP in compute_breakdown, never in the LP objective. Per-snapshot K* values (LMP+toll): baseline $3.68, ai_structural $3.77, mild_drift $3.74, ai_plus_brent $3.89. Output: phase_c_multi_k_*.csv + figure 08 (grouped bars annotated with the chosen MW).</w:t>
+      </w:r>
+    </w:p>
+    <w:p>
+      <w:pPr>
+        <w:pStyle w:val="Heading2"/>
+      </w:pPr>
+      <w:r>
+        <w:t>Per-K hourly re-solve (model/per_k_hourly.py)</w:t>
+      </w:r>
+    </w:p>
+    <w:p>
+      <w:r>
+        <w:t>The committed `hourly_winner_avg_*.csv` at the snapshot root reflects only the K=$8 winner (LMP only). At sub-break and interior K, the LP would dispatch the Houston toll in high-LMP hours, producing a materially different g_toll / g_lmp pattern. This module identifies each K's winning (procurement, MW) regime, re-solves the LP across all 50 MC paths under that regime, and renders figures 01-04 from the regime-specific hourly schedule. Output per snapshot: `per_k/&lt;regime&gt;/hourly_winner_avg.csv` + `per_k/&lt;regime&gt;/figures/`. Reuses `optimize.build_and_solve` and `monte_carlo.calibrate_and_simulate` so paths can be regenerated deterministically from each snapshot's run_summary_*.json without committing the raw MC paths.</w:t>
+      </w:r>
+    </w:p>
+    <w:p>
+      <w:pPr>
+        <w:pStyle w:val="Heading2"/>
+      </w:pPr>
+      <w:r>
+        <w:t>Variable-cost snapshot (model/variable_cost_snapshot.py)</w:t>
+      </w:r>
+    </w:p>
+    <w:p>
+      <w:r>
+        <w:t>Fifth committed snapshot showing Phase A/B/C reframed without the fixed lease deductions — i.e., what the LP actually maximizes. Variable-cost profit = full-cost profit + toll_lease + bess_lease. Phase A's all-on scenario carries a flat $10.8M lease ($4.8M toll @ 100 MW + $6M BESS at both sites), so the cadence winner doesn't shift. Phase C is where the framing matters: variable-cost winner is LMP + toll + BESS both (+$5.78M Δ vs LMP-only at baseline drift), while the full-cost winner is LMP only. The $5.78M gap is the gross dispatch value the leases consume in the rational full-cost choice. The snapshot also re-solves the LP for the variable-cost winner so figures 01-04 (and 03a, since BESS is active) reflect the everything-on dispatch pattern.</w:t>
+      </w:r>
+    </w:p>
+    <w:p>
+      <w:pPr>
+        <w:pStyle w:val="Heading2"/>
+      </w:pPr>
+      <w:r>
+        <w:t>Cross-snapshot comparison (model/compare_snapshots.py)</w:t>
+      </w:r>
+    </w:p>
+    <w:p>
+      <w:r>
+        <w:t>Builds `example_outputs_TEMPORARY/SNAPSHOT_COMPARISON.md` + `.html` + `comparison_figures/` with: a headline table of cadence/full-cost/variable-cost winners + breakeven K* per snapshot, a procurement-Δ-vs-LMP-only heatmap (8 scenarios x 4 drifts), and three sweep-curve overlays (capacity-payment, reservation-MW, toll daily-cap). The HTML is browser-paste-friendly into Word / Google Docs.</w:t>
+      </w:r>
+    </w:p>
+    <w:p>
+      <w:pPr>
+        <w:pStyle w:val="Heading2"/>
+      </w:pPr>
+      <w:r>
+        <w:t>Per-snapshot RESULTS_TABLES (model/render_tables.py)</w:t>
+      </w:r>
+    </w:p>
+    <w:p>
+      <w:r>
+        <w:t>Each snapshot now carries a self-contained `RESULTS_TABLES.md` + `RESULTS_TABLES.html` rendering every committed CSV (mc_summary, procurement scenarios + components + paired deltas, multi-K, reservation-MW, capacity-payment, toll daily-cap, TBx swap primary + x-sweep, physical vs virtual BESS). The HTML file opens in a browser and tables paste cleanly into Word / Docs preserving structure.</w:t>
+      </w:r>
+    </w:p>
+    <w:p>
+      <w:pPr>
+        <w:pStyle w:val="Heading2"/>
+      </w:pPr>
+      <w:r>
+        <w:t>Default scenarios (model/run_all_drifts.py)</w:t>
+      </w:r>
+    </w:p>
+    <w:p>
+      <w:r>
+        <w:t>Wrapper script that runs the full headline + procurement sweep + post-processing pipeline for each of the four drift scenarios in sequence, copies outputs into per-scenario snapshot folders, then runs the cross-snapshot comparison and variable-cost snapshot. Becomes the 'reproduce everything' entry point. ~2.5 hr at --mc 50 on a 12-core box.</w:t>
+      </w:r>
+    </w:p>
+    <w:p>
+      <w:pPr>
+        <w:pStyle w:val="Heading2"/>
+      </w:pPr>
+      <w:r>
+        <w:t>Updated snapshot artifact set</w:t>
+      </w:r>
+    </w:p>
+    <w:p>
+      <w:r>
+        <w:t>Each drift snapshot under `example_outputs_TEMPORARY/run_n50_2026-05-23_&lt;scenario&gt;/` now contains:</w:t>
+      </w:r>
+    </w:p>
+    <w:p>
+      <w:pPr>
+        <w:pStyle w:val="ListParagraph"/>
+      </w:pPr>
+      <w:r>
+        <w:t>INDEX.md (auto-tables block + figure descriptions)</w:t>
+      </w:r>
+    </w:p>
+    <w:p>
+      <w:pPr>
+        <w:pStyle w:val="ListParagraph"/>
+      </w:pPr>
+      <w:r>
+        <w:t>RESULTS_TABLES.md / .html (rendered per-CSV tables)</w:t>
+      </w:r>
+    </w:p>
+    <w:p>
+      <w:pPr>
+        <w:pStyle w:val="ListParagraph"/>
+      </w:pPr>
+      <w:r>
+        <w:t>figures/ — 01 train/inf diurnal, 02 attributed power cost daily, 03b procurement mix daily, 04 LMP/toll overlay, 06 capacity-payment sweep, 07 procurement decomposition, 08 multi-K procurement bars</w:t>
+      </w:r>
+    </w:p>
+    <w:p>
+      <w:pPr>
+        <w:pStyle w:val="ListParagraph"/>
+      </w:pPr>
+      <w:r>
+        <w:t>per_k/&lt;regime&gt;/hourly_winner_avg.csv + figures/ — per-K hourly re-solve outputs</w:t>
+      </w:r>
+    </w:p>
+    <w:p>
+      <w:pPr>
+        <w:pStyle w:val="ListParagraph"/>
+      </w:pPr>
+      <w:r>
+        <w:t>phase_c_multi_k_*.csv — four-K Phase C view</w:t>
+      </w:r>
+    </w:p>
+    <w:p>
+      <w:pPr>
+        <w:pStyle w:val="ListParagraph"/>
+      </w:pPr>
+      <w:r>
+        <w:t>(existing) mc_summary, phase_c_procurement, power_procurement_mc, power_procurement_deltas, reservation_sweep, capacity_payment_sweep, toll_cap_sweep, tbx_swap_primary, tbx_swap_xsweep, phys_vs_virt_bess CSVs + run_summary JSON + stdout logs</w:t>
       </w:r>
     </w:p>
     <w:sectPr>

--- a/Final Project Current Status Report.docx
+++ b/Final Project Current Status Report.docx
@@ -10066,6 +10066,117 @@
       </w:pPr>
       <w:r>
         <w:t>(existing) mc_summary, phase_c_procurement, power_procurement_mc, power_procurement_deltas, reservation_sweep, capacity_payment_sweep, toll_cap_sweep, tbx_swap_primary, tbx_swap_xsweep, phys_vs_virt_bess CSVs + run_summary JSON + stdout logs</w:t>
+      </w:r>
+    </w:p>
+    <w:p>
+      <w:pPr>
+        <w:pStyle w:val="Heading1"/>
+      </w:pPr>
+      <w:r>
+        <w:t>Appendix — Stress-overlay integration (uri_full scenario set)</w:t>
+      </w:r>
+    </w:p>
+    <w:p>
+      <w:r>
+        <w:t>Follow-up to the May 2026 additions appendix. The stress module (`model/stress.py`) was previously only wired into `run_planning_doc.py`. With this change the full pipeline can run under a stress overlay end-to-end, and the four drift scenarios are now reproducible at both `none` and `uri_full` stress levels.</w:t>
+      </w:r>
+    </w:p>
+    <w:p>
+      <w:pPr>
+        <w:pStyle w:val="Heading2"/>
+      </w:pPr>
+      <w:r>
+        <w:t>What changed</w:t>
+      </w:r>
+    </w:p>
+    <w:p>
+      <w:pPr>
+        <w:pStyle w:val="ListParagraph"/>
+      </w:pPr>
+      <w:r>
+        <w:t>`model/power_procurement_sweep.py` — added `--stress` / `--stress-seed` flags mirroring `run_planning_doc.py`. If `--stress != none`, `inject_winter_storm()` is applied to the calibrated MC paths before the LP solves so the headline and procurement sweep share the same overlay within a stress snapshot.</w:t>
+      </w:r>
+    </w:p>
+    <w:p>
+      <w:pPr>
+        <w:pStyle w:val="ListParagraph"/>
+      </w:pPr>
+      <w:r>
+        <w:t>`model/run_all_drifts.py` — new `--stress` flag accepts a comma-separated list of overlays. Default `none,uri_full` produces 8 scenarios (4 drift × {no-stress, Uri-stress}); each writes to its own snapshot folder (e.g. `run_n50_&lt;date&gt;_baseline_uri_full/`).</w:t>
+      </w:r>
+    </w:p>
+    <w:p>
+      <w:pPr>
+        <w:pStyle w:val="ListParagraph"/>
+      </w:pPr>
+      <w:r>
+        <w:t>`model/compare_snapshots.py` — `_discover_snapshots` gains a `stress_filter` and the output filename gains a stress suffix when non-`none`. Wrapper invokes the comparison once per stress level, producing both `SNAPSHOT_COMPARISON.{md,html}` (no-stress, 4 snapshots) and `SNAPSHOT_COMPARISON_uri_full.{md,html}` (Uri-stress, 4 snapshots) with separate `comparison_figures/` and `comparison_figures_uri_full/` subdirectories.</w:t>
+      </w:r>
+    </w:p>
+    <w:p>
+      <w:pPr>
+        <w:pStyle w:val="Heading2"/>
+      </w:pPr>
+      <w:r>
+        <w:t>Stress overlay specifications</w:t>
+      </w:r>
+    </w:p>
+    <w:p>
+      <w:pPr>
+        <w:pStyle w:val="ListParagraph"/>
+      </w:pPr>
+      <w:r>
+        <w:t>`none` — no overlay (baseline; default for the existing 4 drift snapshots).</w:t>
+      </w:r>
+    </w:p>
+    <w:p>
+      <w:pPr>
+        <w:pStyle w:val="ListParagraph"/>
+      </w:pPr>
+      <w:r>
+        <w:t>`mild` — 72 h spike window at $200–$400/MWh, p=0.50 per path.</w:t>
+      </w:r>
+    </w:p>
+    <w:p>
+      <w:pPr>
+        <w:pStyle w:val="ListParagraph"/>
+      </w:pPr>
+      <w:r>
+        <w:t>`moderate` — 96 h at $500–$1,500/MWh + $20/MMBtu gas, p=0.20.</w:t>
+      </w:r>
+    </w:p>
+    <w:p>
+      <w:pPr>
+        <w:pStyle w:val="ListParagraph"/>
+      </w:pPr>
+      <w:r>
+        <w:t>`uri_full` — 100 h at $5,000–$9,000/MWh + $250/MMBtu gas, p=0.05 (Texas Winter Storm Uri-anchored, ported from `ltemry/FTG-Final-Project` phase 4).</w:t>
+      </w:r>
+    </w:p>
+    <w:p>
+      <w:pPr>
+        <w:pStyle w:val="Heading2"/>
+      </w:pPr>
+      <w:r>
+        <w:t>Running the new stress snapshots</w:t>
+      </w:r>
+    </w:p>
+    <w:p>
+      <w:r>
+        <w:t>`python model/run_all_drifts.py --stress uri_full --mc 50` generates the 4 Uri-stress snapshots in sequence (~2.5 hr on a 12-core box) and produces the second cross-snapshot comparison set. The 4 no-stress snapshots in `example_outputs_TEMPORARY/` are unchanged by this run because each (drift × stress) pair writes to its own folder.</w:t>
+      </w:r>
+    </w:p>
+    <w:p>
+      <w:pPr>
+        <w:pStyle w:val="Heading2"/>
+      </w:pPr>
+      <w:r>
+        <w:t>Expected directional findings (to be confirmed)</w:t>
+      </w:r>
+    </w:p>
+    <w:p>
+      <w:r>
+        <w:t>Under `uri_full`, the toll's gross option value rises materially above the no-stress ~$2.21M baseline because IMHR spikes during the scarcity window are exactly the hours the toll's heat-rate guarantee is most valuable. Earlier estimates put the Uri-stress toll value near the $4.8M default capacity payment, potentially flipping the Phase C winner from LMP-only to LMP+toll for the subset of paths where the spike materializes. The committed snapshots once generated will quantify this directly via the `SNAPSHOT_COMPARISON_uri_full.{md,html}` headline table.</w:t>
       </w:r>
     </w:p>
     <w:sectPr>
